--- a/droit social dcg/32- controle de l urssaf.docx
+++ b/droit social dcg/32- controle de l urssaf.docx
@@ -8,7 +8,12 @@
         <w:jc w:val="center"/>
       </w:pPr>
       <w:r>
-        <w:t>FICHE 32 : LE CONTR�LE URSSAF</w:t>
+        <w:rPr>
+          <w:b/>
+          <w:color w:val="1F4E79"/>
+          <w:sz w:val="34"/>
+        </w:rPr>
+        <w:t>FICHE 32 : LE CONTReLE URSSAF</w:t>
       </w:r>
     </w:p>
     <w:p/>
@@ -17,6 +22,11 @@
         <w:pStyle w:val="Heading2"/>
       </w:pPr>
       <w:r>
+        <w:rPr>
+          <w:b/>
+          <w:color w:val="2F5496"/>
+          <w:sz w:val="24"/>
+        </w:rPr>
         <w:t>PLAN</w:t>
       </w:r>
     </w:p>
@@ -25,6 +35,11 @@
         <w:pStyle w:val="Heading2"/>
       </w:pPr>
       <w:r>
+        <w:rPr>
+          <w:b/>
+          <w:color w:val="2F5496"/>
+          <w:sz w:val="24"/>
+        </w:rPr>
         <w:t>I- LE RENFORCEMENT DES DROITS DU COTISANT</w:t>
       </w:r>
     </w:p>
@@ -34,6 +49,11 @@
         <w:pStyle w:val="Heading2"/>
       </w:pPr>
       <w:r>
+        <w:rPr>
+          <w:b/>
+          <w:color w:val="2F5496"/>
+          <w:sz w:val="24"/>
+        </w:rPr>
         <w:t>A- LE RESCRIT SOCIAL</w:t>
       </w:r>
     </w:p>
@@ -44,22 +64,42 @@
         <w:pStyle w:val="Heading2"/>
       </w:pPr>
       <w:r>
+        <w:rPr>
+          <w:b/>
+          <w:color w:val="006100"/>
+          <w:sz w:val="24"/>
+        </w:rPr>
         <w:t>OBJET DU RESCRIT SOCIAL</w:t>
       </w:r>
     </w:p>
     <w:p>
       <w:r>
+        <w:rPr>
+          <w:b w:val="0"/>
+          <w:color w:val="006100"/>
+          <w:sz w:val="22"/>
+        </w:rPr>
         <w:t>?</w:t>
       </w:r>
     </w:p>
     <w:p>
       <w:r>
-        <w:t>Institu� par la loi du 9 d�cembre 2004, le rescrit social permet � un cotisant, en qualit� d�employeur, de solliciter</w:t>
+        <w:rPr>
+          <w:b w:val="0"/>
+          <w:color w:val="006100"/>
+          <w:sz w:val="22"/>
+        </w:rPr>
+        <w:t>Institue par la loi du 9 d'cembre 2004, le rescrit social permet e un cotisant, en qualite d'employeur, de solliciter</w:t>
       </w:r>
     </w:p>
     <w:p>
       <w:r>
-        <w:t>l�URSSAF, afin qu�elle prenne position sur sa situation � l��gard :</w:t>
+        <w:rPr>
+          <w:b w:val="0"/>
+          <w:color w:val="006100"/>
+          <w:sz w:val="22"/>
+        </w:rPr>
+        <w:t>l'URSSAF, afin qu'elle prenne position sur sa situation e l'egard :</w:t>
       </w:r>
     </w:p>
     <w:p>
@@ -67,7 +107,12 @@
         <w:pStyle w:val="ListBullet"/>
       </w:pPr>
       <w:r>
-        <w:t>des avantages en nature et des frais professionnels ; -</w:t>
+        <w:rPr>
+          <w:b w:val="0"/>
+          <w:color w:val="006100"/>
+          <w:sz w:val="22"/>
+        </w:rPr>
+        <w:t>des avantages en nature et des frais professionnels ;</w:t>
       </w:r>
     </w:p>
     <w:p>
@@ -75,7 +120,12 @@
         <w:pStyle w:val="ListBullet"/>
       </w:pPr>
       <w:r>
-        <w:t>des contributions patronales dues en mati�re de retraite suppl�mentaire et de pr�voyance compl�mentaire ; -</w:t>
+        <w:rPr>
+          <w:b w:val="0"/>
+          <w:color w:val="006100"/>
+          <w:sz w:val="22"/>
+        </w:rPr>
+        <w:t>des contributions patronales dues en matiere de retraite supplementaire et de prevoyance complementaire ;</w:t>
       </w:r>
     </w:p>
     <w:p>
@@ -83,11 +133,21 @@
         <w:pStyle w:val="ListBullet"/>
       </w:pPr>
       <w:r>
-        <w:t>des exon�rations attach�es aux zones franches urbaines, aux zones de revitalisation rurale, et zone de revitalisation -</w:t>
+        <w:rPr>
+          <w:b w:val="0"/>
+          <w:color w:val="006100"/>
+          <w:sz w:val="22"/>
+        </w:rPr>
+        <w:t>des exonerations attachees aux zones franches urbaines, aux zones de revitalisation rurale, et zone de revitalisation</w:t>
       </w:r>
     </w:p>
     <w:p>
       <w:r>
+        <w:rPr>
+          <w:b w:val="0"/>
+          <w:color w:val="006100"/>
+          <w:sz w:val="22"/>
+        </w:rPr>
         <w:t>urbaine.</w:t>
       </w:r>
     </w:p>
@@ -96,37 +156,72 @@
         <w:pStyle w:val="Heading2"/>
       </w:pPr>
       <w:r>
+        <w:rPr>
+          <w:b/>
+          <w:color w:val="2F5496"/>
+          <w:sz w:val="24"/>
+        </w:rPr>
         <w:t>FORMULATION DE LA DEMANDE DE RESCRIT SOCIAL</w:t>
       </w:r>
     </w:p>
     <w:p>
       <w:r>
+        <w:rPr>
+          <w:b w:val="0"/>
+          <w:color w:val="000000"/>
+          <w:sz w:val="22"/>
+        </w:rPr>
         <w:t>?</w:t>
       </w:r>
     </w:p>
     <w:p>
       <w:r>
-        <w:t>La demande est formul�e par le cotisant ou le futur cotisant aupr�s de l�URSSAF comp�tente.</w:t>
+        <w:rPr>
+          <w:b w:val="0"/>
+          <w:color w:val="000000"/>
+          <w:sz w:val="22"/>
+        </w:rPr>
+        <w:t>La demande est formulee par le cotisant ou le futur cotisant aupres de l'URSSAF competente.</w:t>
       </w:r>
     </w:p>
     <w:p>
       <w:r>
-        <w:t>Elle pr�cise l�identit� de l�employeur (nom et num�ro d�immatriculation) et comporte un descriptif de l�organisation et</w:t>
+        <w:rPr>
+          <w:b w:val="0"/>
+          <w:color w:val="000000"/>
+          <w:sz w:val="22"/>
+        </w:rPr>
+        <w:t>Elle precise l'identite de l'employeur (nom et numero d'immatriculation) et comporte un descriptif de l'organisation et</w:t>
       </w:r>
     </w:p>
     <w:p>
       <w:r>
-        <w:t>du fonctionnement de l�entreprise (activit�, localisation, nombre d��tablissements) ainsi qu�une pr�sentation</w:t>
+        <w:rPr>
+          <w:b w:val="0"/>
+          <w:color w:val="000000"/>
+          <w:sz w:val="22"/>
+        </w:rPr>
+        <w:t>du fonctionnement de l'entreprise (activite, localisation, nombre d'etablissements) ainsi qu'une presentation</w:t>
       </w:r>
     </w:p>
     <w:p>
       <w:r>
-        <w:t>exhaustive de la situation de fait et des pratiques sur lesquelles la d�cision est demand�e. Tous documents n�cessaires �</w:t>
+        <w:rPr>
+          <w:b w:val="0"/>
+          <w:color w:val="000000"/>
+          <w:sz w:val="22"/>
+        </w:rPr>
+        <w:t>exhaustive de la situation de fait et des pratiques sur lesquelles la d'cision est demandee. Tous documents n'cessaires e</w:t>
       </w:r>
     </w:p>
     <w:p>
       <w:r>
-        <w:t>l��tude de la recevabilit� de la demande et � l�examen du dossier doivent �tre joints aux pr�tentions de l�employeur.</w:t>
+        <w:rPr>
+          <w:b w:val="0"/>
+          <w:color w:val="000000"/>
+          <w:sz w:val="22"/>
+        </w:rPr>
+        <w:t>l'etude de la recevabilite de la demande et e l'examen du dossier doivent etre joints aux pretentions de l'employeur.</w:t>
       </w:r>
     </w:p>
     <w:p>
@@ -134,37 +229,72 @@
         <w:pStyle w:val="Heading2"/>
       </w:pPr>
       <w:r>
-        <w:t>�TUDE DE LA DEMANDE ET R�PONSE DE L�URSSAF</w:t>
+        <w:rPr>
+          <w:b/>
+          <w:color w:val="2F5496"/>
+          <w:sz w:val="24"/>
+        </w:rPr>
+        <w:t>eTUDE DE LA DEMANDE ET RePONSE DE L'URSSAF</w:t>
       </w:r>
     </w:p>
     <w:p>
       <w:r>
+        <w:rPr>
+          <w:b w:val="0"/>
+          <w:color w:val="000000"/>
+          <w:sz w:val="22"/>
+        </w:rPr>
         <w:t>?</w:t>
       </w:r>
     </w:p>
     <w:p>
       <w:r>
-        <w:t>Si dans le d�lai de 20 jours l�organisme de recouvrement n�a pas sollicit� de pi�ces compl�mentaires au cotisant, le</w:t>
+        <w:rPr>
+          <w:b w:val="0"/>
+          <w:color w:val="000000"/>
+          <w:sz w:val="22"/>
+        </w:rPr>
+        <w:t>Si dans le d'lai de 20 jours l'organisme de recouvrement n'a pas sollicite de pieces complementaires au cotisant, le</w:t>
       </w:r>
     </w:p>
     <w:p>
       <w:r>
-        <w:t>dossier est consid�r� comme complet et doit �tre instruit dans le d�lai de 3 mois � compter de la remise du dossier ou de</w:t>
+        <w:rPr>
+          <w:b w:val="0"/>
+          <w:color w:val="000000"/>
+          <w:sz w:val="22"/>
+        </w:rPr>
+        <w:t>dossier est considere comme complet et doit etre instruit dans le d'lai de 3 mois e compter de la remise du dossier ou de</w:t>
       </w:r>
     </w:p>
     <w:p>
       <w:r>
-        <w:t>la date � laquelle il peut �tre consid�r� complet.</w:t>
+        <w:rPr>
+          <w:b w:val="0"/>
+          <w:color w:val="000000"/>
+          <w:sz w:val="22"/>
+        </w:rPr>
+        <w:t>la date e laquelle il peut etre considere complet.</w:t>
       </w:r>
     </w:p>
     <w:p>
       <w:r>
-        <w:t>� d�faut de r�ponse dans les d�lais prescrits, l�organisme de recouvrement ne pourra effectuer de redressement sur les</w:t>
+        <w:rPr>
+          <w:b w:val="0"/>
+          <w:color w:val="000000"/>
+          <w:sz w:val="22"/>
+        </w:rPr>
+        <w:t>e d'faut de reponse dans les d'lais prescrits, l'organisme de recouvrement ne pourra effectuer de redressement sur les</w:t>
       </w:r>
     </w:p>
     <w:p>
       <w:r>
-        <w:t>aspects vis�s dans le rescrit.</w:t>
+        <w:rPr>
+          <w:b w:val="0"/>
+          <w:color w:val="000000"/>
+          <w:sz w:val="22"/>
+        </w:rPr>
+        <w:t>aspects vises dans le rescrit.</w:t>
       </w:r>
     </w:p>
     <w:p>
@@ -172,27 +302,52 @@
         <w:pStyle w:val="Heading2"/>
       </w:pPr>
       <w:r>
-        <w:t>OPPOSABILIT� DU RESCRIT SOCIAL</w:t>
+        <w:rPr>
+          <w:b/>
+          <w:color w:val="2F5496"/>
+          <w:sz w:val="24"/>
+        </w:rPr>
+        <w:t>OPPOSABILITe DU RESCRIT SOCIAL</w:t>
       </w:r>
     </w:p>
     <w:p>
       <w:r>
+        <w:rPr>
+          <w:b w:val="0"/>
+          <w:color w:val="000000"/>
+          <w:sz w:val="22"/>
+        </w:rPr>
         <w:t>?</w:t>
       </w:r>
     </w:p>
     <w:p>
       <w:r>
-        <w:t>La r�ponse donn�e lie l�institution qui l�a d�livr�e. C�est-�-dire qu�elle est injustifi�e � prononcer un redressement de</w:t>
+        <w:rPr>
+          <w:b w:val="0"/>
+          <w:color w:val="000000"/>
+          <w:sz w:val="22"/>
+        </w:rPr>
+        <w:t>La reponse donnee lie l'institution qui l'a d'livree. C'est-e-dire qu'elle est injustifiee e prononcer un redressement de</w:t>
       </w:r>
     </w:p>
     <w:p>
       <w:r>
-        <w:t>cotisations et contributions sociales fond� sur une analyse des textes diff�rente de celle fournit dans le rescrit.</w:t>
+        <w:rPr>
+          <w:b w:val="0"/>
+          <w:color w:val="000000"/>
+          <w:sz w:val="22"/>
+        </w:rPr>
+        <w:t>cotisations et contributions sociales fonde sur une analyse des textes differente de celle fournit dans le rescrit.</w:t>
       </w:r>
     </w:p>
     <w:p>
       <w:r>
-        <w:t>N�anmoins cela ne vaut que pour l�organisme ayant donn� son interpr�tation et pour le seul employeur l�ayant sollicit�.</w:t>
+        <w:rPr>
+          <w:b w:val="0"/>
+          <w:color w:val="000000"/>
+          <w:sz w:val="22"/>
+        </w:rPr>
+        <w:t>N'anmoins cela ne vaut que pour l'organisme ayant donne son interpretation et pour le seul employeur l'ayant sollicite.</w:t>
       </w:r>
     </w:p>
     <w:p>
@@ -200,33 +355,63 @@
         <w:pStyle w:val="Heading2"/>
       </w:pPr>
       <w:r>
-        <w:t>B- LA CHARTE DU COTISANT CONTR�L�</w:t>
+        <w:rPr>
+          <w:b/>
+          <w:color w:val="2F5496"/>
+          <w:sz w:val="24"/>
+        </w:rPr>
+        <w:t>B- LA CHARTE DU COTISANT CONTReL'</w:t>
       </w:r>
     </w:p>
     <w:p/>
     <w:p>
       <w:r>
-        <w:t>Pr�vue � l�article R 243- 59 du code la s�curit� sociale, � la charte du cotisant contr�l� � doit �tre remise</w:t>
+        <w:rPr>
+          <w:b w:val="0"/>
+          <w:color w:val="000000"/>
+          <w:sz w:val="22"/>
+        </w:rPr>
+        <w:t>Prevue e l'article R 243- 59 du code la s'curite sociale, e la charte du cotisant contrel' e doit etre remise</w:t>
       </w:r>
     </w:p>
     <w:p>
       <w:r>
-        <w:t>obligatoirement d�s le d�but du contr�le. En effet, l�avis de passage signifiant l�engagement de la proc�dure informe le</w:t>
+        <w:rPr>
+          <w:b w:val="0"/>
+          <w:color w:val="000000"/>
+          <w:sz w:val="22"/>
+        </w:rPr>
+        <w:t>obligatoirement d's le d'but du contrele. En effet, l'avis de passage signifiant l'engagement de la procedure informe le</w:t>
       </w:r>
     </w:p>
     <w:p>
       <w:r>
-        <w:t>cotisant que ladite charte lui sera remise d�s le commencement du contr�le. La charte l�informe de mani�re didactique</w:t>
+        <w:rPr>
+          <w:b w:val="0"/>
+          <w:color w:val="000000"/>
+          <w:sz w:val="22"/>
+        </w:rPr>
+        <w:t>cotisant que ladite charte lui sera remise d's le commencement du contrele. La charte l'informe de maniere didactique</w:t>
       </w:r>
     </w:p>
     <w:p>
       <w:r>
-        <w:t>du d�roulement des op�rations, de ses modalit�s (sur pi�ce ou dans les locaux de l�entreprise), des personnes charg�es</w:t>
+        <w:rPr>
+          <w:b w:val="0"/>
+          <w:color w:val="000000"/>
+          <w:sz w:val="22"/>
+        </w:rPr>
+        <w:t>du d'roulement des operations, de ses modalites (sur piece ou dans les locaux de l'entreprise), des personnes chargees</w:t>
       </w:r>
     </w:p>
     <w:p>
       <w:r>
-        <w:t>de l�effectuer, ainsi que de son issue et des voies de recours ouvertes au cotisant. Son contenu est d�sormais opposable �</w:t>
+        <w:rPr>
+          <w:b w:val="0"/>
+          <w:color w:val="000000"/>
+          <w:sz w:val="22"/>
+        </w:rPr>
+        <w:t>de l'effectuer, ainsi que de son issue et des voies de recours ouvertes au cotisant. Son contenu est d'sormais opposable e</w:t>
       </w:r>
     </w:p>
     <w:p>
@@ -234,22 +419,42 @@
         <w:pStyle w:val="Heading2"/>
       </w:pPr>
       <w:r>
-        <w:t>l�URSSAF.</w:t>
+        <w:rPr>
+          <w:b/>
+          <w:color w:val="2F5496"/>
+          <w:sz w:val="24"/>
+        </w:rPr>
+        <w:t>l'URSSAF.</w:t>
       </w:r>
     </w:p>
     <w:p>
       <w:r>
-        <w:t>Bien que pr�vue par les textes l�absence de remise de la charte n�est pas sanctionn�e, mais on peut penser que son</w:t>
+        <w:rPr>
+          <w:b w:val="0"/>
+          <w:color w:val="000000"/>
+          <w:sz w:val="22"/>
+        </w:rPr>
+        <w:t>Bien que prevue par les textes l'absence de remise de la charte n'est pas sanctionnee, mais on peut penser que son</w:t>
       </w:r>
     </w:p>
     <w:p>
       <w:r>
-        <w:t>absence constitue une violation des droits du cotisant (d�faut d�information) susceptible de remettre en cause le</w:t>
+        <w:rPr>
+          <w:b w:val="0"/>
+          <w:color w:val="000000"/>
+          <w:sz w:val="22"/>
+        </w:rPr>
+        <w:t>absence constitue une violation des droits du cotisant (d'faut d'information) susceptible de remettre en cause le</w:t>
       </w:r>
     </w:p>
     <w:p>
       <w:r>
-        <w:t>contr�le.</w:t>
+        <w:rPr>
+          <w:b w:val="0"/>
+          <w:color w:val="000000"/>
+          <w:sz w:val="22"/>
+        </w:rPr>
+        <w:t>contrele.</w:t>
       </w:r>
     </w:p>
     <w:p>
@@ -257,27 +462,52 @@
         <w:pStyle w:val="Heading2"/>
       </w:pPr>
       <w:r>
-        <w:t>C- L�INSTAURATION D�UN DROIT � L�ERREUR</w:t>
+        <w:rPr>
+          <w:b/>
+          <w:color w:val="2F5496"/>
+          <w:sz w:val="24"/>
+        </w:rPr>
+        <w:t>C- L'INSTAURATION D'UN DROIT e L'ERREUR</w:t>
       </w:r>
     </w:p>
     <w:p/>
     <w:p>
       <w:r>
-        <w:t>Un cotisant ayant m�connu pour la premi�re fois une r�gle applicable � sa situation ou ayant commis une erreur</w:t>
+        <w:rPr>
+          <w:b w:val="0"/>
+          <w:color w:val="000000"/>
+          <w:sz w:val="22"/>
+        </w:rPr>
+        <w:t>Un cotisant ayant m'connu pour la premiere fois une regle applicable e sa situation ou ayant commis une erreur</w:t>
       </w:r>
     </w:p>
     <w:p>
       <w:r>
-        <w:t>mat�rielle ne peut faire l�objet, de la part de l�administration, d�une sanction, s�il a r�gularis� sa situation de sa propre</w:t>
+        <w:rPr>
+          <w:b w:val="0"/>
+          <w:color w:val="000000"/>
+          <w:sz w:val="22"/>
+        </w:rPr>
+        <w:t>materielle ne peut faire l'objet, de la part de l'administration, d'une sanction, s'il a regularise sa situation de sa propre</w:t>
       </w:r>
     </w:p>
     <w:p>
       <w:r>
-        <w:t>initiative ou apr�s avoir �t� invit� � le faire par l�administration (d�cret du 11 octobre 2019). Cette disposition n�est</w:t>
+        <w:rPr>
+          <w:b w:val="0"/>
+          <w:color w:val="000000"/>
+          <w:sz w:val="22"/>
+        </w:rPr>
+        <w:t>initiative ou apres avoir et' invite e le faire par l'administration (d'cret du 11 octobre 2019). Cette disposition n'est</w:t>
       </w:r>
     </w:p>
     <w:p>
       <w:r>
+        <w:rPr>
+          <w:b w:val="0"/>
+          <w:color w:val="000000"/>
+          <w:sz w:val="22"/>
+        </w:rPr>
         <w:t>cependant pas applicable en certaines circonstances, notamment en cas de fraude ou de mauvaise foi.</w:t>
       </w:r>
     </w:p>
@@ -286,7 +516,12 @@
         <w:pStyle w:val="Heading2"/>
       </w:pPr>
       <w:r>
-        <w:t>II- LES MODALIT�S DU CONTR�LE</w:t>
+        <w:rPr>
+          <w:b/>
+          <w:color w:val="2F5496"/>
+          <w:sz w:val="24"/>
+        </w:rPr>
+        <w:t>II- LES MODALITeS DU CONTReLE</w:t>
       </w:r>
     </w:p>
     <w:p>
@@ -294,7 +529,12 @@
         <w:pStyle w:val="Heading2"/>
       </w:pPr>
       <w:r>
-        <w:t>A- LE CONTR�LE SUR PLACE</w:t>
+        <w:rPr>
+          <w:b/>
+          <w:color w:val="2F5496"/>
+          <w:sz w:val="24"/>
+        </w:rPr>
+        <w:t>A- LE CONTReLE SUR PLACE</w:t>
       </w:r>
     </w:p>
     <w:p>
@@ -302,37 +542,72 @@
         <w:pStyle w:val="Heading2"/>
       </w:pPr>
       <w:r>
-        <w:t>L�AVIS DE PASSAGE</w:t>
+        <w:rPr>
+          <w:b/>
+          <w:color w:val="2F5496"/>
+          <w:sz w:val="24"/>
+        </w:rPr>
+        <w:t>L'AVIS DE PASSAGE</w:t>
       </w:r>
     </w:p>
     <w:p>
       <w:r>
+        <w:rPr>
+          <w:b w:val="0"/>
+          <w:color w:val="000000"/>
+          <w:sz w:val="22"/>
+        </w:rPr>
         <w:t>?</w:t>
       </w:r>
     </w:p>
     <w:p>
       <w:r>
-        <w:t>La proc�dure d�bute par un avis de contr�le d�livr� par lettre recommand�e avec avis de r�ception (art. R 243-59 C. SS).</w:t>
+        <w:rPr>
+          <w:b w:val="0"/>
+          <w:color w:val="000000"/>
+          <w:sz w:val="22"/>
+        </w:rPr>
+        <w:t>La procedure d'bute par un avis de contrele d'livre par lettre recommandee avec avis de reception (art. R 243-59 C. SS).</w:t>
       </w:r>
     </w:p>
     <w:p>
       <w:r>
-        <w:t>Il indique la date de la v�rification, la liste des documents et supports qu�il conviendra de tenir � disposition de l�ins-</w:t>
+        <w:rPr>
+          <w:b w:val="0"/>
+          <w:color w:val="000000"/>
+          <w:sz w:val="22"/>
+        </w:rPr>
+        <w:t>Il indique la date de la verification, la liste des documents et supports qu'il conviendra de tenir e disposition de l'ins-</w:t>
       </w:r>
     </w:p>
     <w:p>
       <w:r>
-        <w:t>pecteur et la p�riode sur laquelle va porter la v�rification. Les informations contenues dans le courrier lient l�adminis-</w:t>
+        <w:rPr>
+          <w:b w:val="0"/>
+          <w:color w:val="000000"/>
+          <w:sz w:val="22"/>
+        </w:rPr>
+        <w:t>pecteur et la periode sur laquelle va porter la verification. Les informations contenues dans le courrier lient l'adminis-</w:t>
       </w:r>
     </w:p>
     <w:p>
       <w:r>
-        <w:t>tration qui ne peut �tendre ses investigations � des domaines �trangers � ceux vis�s dans l�avis de passage. Le contr�le</w:t>
+        <w:rPr>
+          <w:b w:val="0"/>
+          <w:color w:val="000000"/>
+          <w:sz w:val="22"/>
+        </w:rPr>
+        <w:t>tration qui ne peut etendre ses investigations e des domaines etrangers e ceux vises dans l'avis de passage. Le contrele</w:t>
       </w:r>
     </w:p>
     <w:p>
       <w:r>
-        <w:t>peut ensuite commencer apr�s expiration d�un d�lai de 30 jours.</w:t>
+        <w:rPr>
+          <w:b w:val="0"/>
+          <w:color w:val="000000"/>
+          <w:sz w:val="22"/>
+        </w:rPr>
+        <w:t>peut ensuite commencer apres expiration d'un d'lai de 30 jours.</w:t>
       </w:r>
     </w:p>
     <w:p>
@@ -340,72 +615,142 @@
         <w:pStyle w:val="Heading2"/>
       </w:pPr>
       <w:r>
-        <w:t>LA POURSUITE DE LA PROC�DURE</w:t>
+        <w:rPr>
+          <w:b/>
+          <w:color w:val="2F5496"/>
+          <w:sz w:val="24"/>
+        </w:rPr>
+        <w:t>LA POURSUITE DE LA PROCeDURE</w:t>
       </w:r>
     </w:p>
     <w:p>
       <w:r>
+        <w:rPr>
+          <w:b w:val="0"/>
+          <w:color w:val="000000"/>
+          <w:sz w:val="22"/>
+        </w:rPr>
         <w:t>?</w:t>
       </w:r>
     </w:p>
     <w:p>
       <w:r>
-        <w:t>Le contr�le se poursuit par l�examen sur place des documents, sociaux, juridiques, comptables et fiscaux. Il appartient �</w:t>
+        <w:rPr>
+          <w:b w:val="0"/>
+          <w:color w:val="000000"/>
+          <w:sz w:val="22"/>
+        </w:rPr>
+        <w:t>Le contrele se poursuit par l'examen sur place des documents, sociaux, juridiques, comptables et fiscaux. Il appartient e</w:t>
       </w:r>
     </w:p>
     <w:p>
       <w:r>
-        <w:t>l�employeur, tenu de recevoir l�inspecteur du recouvrement, de fournir les documents n�cessaires � la r�alisation des</w:t>
+        <w:rPr>
+          <w:b w:val="0"/>
+          <w:color w:val="000000"/>
+          <w:sz w:val="22"/>
+        </w:rPr>
+        <w:t>l'employeur, tenu de recevoir l'inspecteur du recouvrement, de fournir les documents n'cessaires e la realisation des</w:t>
       </w:r>
     </w:p>
     <w:p>
       <w:r>
-        <w:t>investigations au regard des �l�ments fournis dans l�avis. Peu importe que les documents soient d�tenus par le comit�</w:t>
+        <w:rPr>
+          <w:b w:val="0"/>
+          <w:color w:val="000000"/>
+          <w:sz w:val="22"/>
+        </w:rPr>
+        <w:t>investigations au regard des el'ments fournis dans l'avis. Peu importe que les documents soient d'tenus par le comite</w:t>
       </w:r>
     </w:p>
     <w:p>
       <w:r>
-        <w:t>social et �conomique dans la mesure o� le contr�le porte sur les r�mun�rations des salari�s, y compris celles vers�es par</w:t>
+        <w:rPr>
+          <w:b w:val="0"/>
+          <w:color w:val="000000"/>
+          <w:sz w:val="22"/>
+        </w:rPr>
+        <w:t>social et economique dans la mesure oe le contrele porte sur les remunerations des salaries, y compris celles versees par</w:t>
       </w:r>
     </w:p>
     <w:p>
       <w:r>
-        <w:t>l�interm�diaire du comit�. D�s lors l�avis adress� au seul cotisant est suffisant pour proc�der au contr�le et justifie la</w:t>
+        <w:rPr>
+          <w:b w:val="0"/>
+          <w:color w:val="000000"/>
+          <w:sz w:val="22"/>
+        </w:rPr>
+        <w:t>l'intermediaire du comite. D's lors l'avis adresse au seul cotisant est suffisant pour proceder au contrele et justifie la</w:t>
       </w:r>
     </w:p>
     <w:p>
       <w:r>
-        <w:t>production des pi�ces d�tenues par le tiers (par exemple le CSE comme personne morale).</w:t>
+        <w:rPr>
+          <w:b w:val="0"/>
+          <w:color w:val="000000"/>
+          <w:sz w:val="22"/>
+        </w:rPr>
+        <w:t>production des pieces d'tenues par le tiers (par exemple le CSE comme personne morale).</w:t>
       </w:r>
     </w:p>
     <w:p>
       <w:r>
+        <w:rPr>
+          <w:b w:val="0"/>
+          <w:color w:val="000000"/>
+          <w:sz w:val="22"/>
+        </w:rPr>
         <w:t>136</w:t>
       </w:r>
     </w:p>
     <w:p>
       <w:r>
-        <w:t>�ditions Corroy � 4 rue de Villars, 42000 Saint-�tienne � 04 77 79 92 46 � infos@editions-corroy.fr</w:t>
+        <w:rPr>
+          <w:b w:val="0"/>
+          <w:color w:val="000000"/>
+          <w:sz w:val="22"/>
+        </w:rPr>
+        <w:t>editions Corroy e 4 rue de Villars, 42000 Saint-etienne e 04 77 79 92 46 e infos@editions-corroy.fr</w:t>
       </w:r>
     </w:p>
     <w:p>
       <w:r>
-        <w:t>COLLECTION DCG UE 3 � Droit social - Fiches de cours</w:t>
+        <w:rPr>
+          <w:b w:val="0"/>
+          <w:color w:val="000000"/>
+          <w:sz w:val="22"/>
+        </w:rPr>
+        <w:t>COLLECTION DCG UE 3 e Droit social - Fiches de cours</w:t>
       </w:r>
     </w:p>
     <w:p>
       <w:r>
-        <w:t>DCGUE3F.qxp_DCGUE3F  24/07/2025  10:26  Page 136L�inspecteur peut recourir � l�audition des personnes r�mun�r�es par l�entreprise ce qui comprend non seulement l�em-</w:t>
+        <w:rPr>
+          <w:b w:val="0"/>
+          <w:color w:val="000000"/>
+          <w:sz w:val="22"/>
+        </w:rPr>
+        <w:t>DCGUE3F.qxp_DCGUE3F 24/07/2025 10:26 Page 136Leinspecteur peut recourir e l'audition des personnes remunerees par l'entreprise ce qui comprend non seulement l'em-</w:t>
       </w:r>
     </w:p>
     <w:p>
       <w:r>
-        <w:t>ployeur, mais aussi les salari�s qu�ils soient en activit� ou non.</w:t>
+        <w:rPr>
+          <w:b w:val="0"/>
+          <w:color w:val="000000"/>
+          <w:sz w:val="22"/>
+        </w:rPr>
+        <w:t>ployeur, mais aussi les salaries qu'ils soient en activite ou non.</w:t>
       </w:r>
     </w:p>
     <w:p>
       <w:r>
-        <w:t>Durant toute la proc�dure, l�employeur est en droit de se faire assister par le conseil de son choix.</w:t>
+        <w:rPr>
+          <w:b w:val="0"/>
+          <w:color w:val="000000"/>
+          <w:sz w:val="22"/>
+        </w:rPr>
+        <w:t>Durant toute la procedure, l'employeur est en droit de se faire assister par le conseil de son choix.</w:t>
       </w:r>
     </w:p>
     <w:p>
@@ -413,42 +758,82 @@
         <w:pStyle w:val="Heading2"/>
       </w:pPr>
       <w:r>
-        <w:t>B- LE CONTR�LE SUR PI�CES</w:t>
+        <w:rPr>
+          <w:b/>
+          <w:color w:val="2F5496"/>
+          <w:sz w:val="24"/>
+        </w:rPr>
+        <w:t>B- LE CONTReLE SUR PIeCES</w:t>
       </w:r>
     </w:p>
     <w:p>
       <w:r>
-        <w:t>Le contr�le sur pi�ces offre la particularit� de se d�rouler non dans les locaux de l�entreprise mais dans ceux de</w:t>
+        <w:rPr>
+          <w:b w:val="0"/>
+          <w:color w:val="000000"/>
+          <w:sz w:val="22"/>
+        </w:rPr>
+        <w:t>Le contrele sur pieces offre la particularite de se d'rouler non dans les locaux de l'entreprise mais dans ceux de</w:t>
       </w:r>
     </w:p>
     <w:p>
       <w:r>
-        <w:t>l�URSSAF. Il concerne les employeurs et travailleurs ind�pendants occupant onze salari�s au plus au 31 d�cembre de</w:t>
+        <w:rPr>
+          <w:b w:val="0"/>
+          <w:color w:val="000000"/>
+          <w:sz w:val="22"/>
+        </w:rPr>
+        <w:t>l'URSSAF. Il concerne les employeurs et travailleurs independants occupant onze salaries au plus au 31 d'cembre de</w:t>
       </w:r>
     </w:p>
     <w:p>
       <w:r>
-        <w:t>l�ann�e qui pr�c�de le contr�le.</w:t>
+        <w:rPr>
+          <w:b w:val="0"/>
+          <w:color w:val="000000"/>
+          <w:sz w:val="22"/>
+        </w:rPr>
+        <w:t>l'annee qui prec'de le contrele.</w:t>
       </w:r>
     </w:p>
     <w:p>
       <w:r>
-        <w:t>Le contr�le doit �tre pr�c�d� d�un avis informant le cotisant de ses droits et lui enjoignant de fournir les informations et</w:t>
+        <w:rPr>
+          <w:b w:val="0"/>
+          <w:color w:val="000000"/>
+          <w:sz w:val="22"/>
+        </w:rPr>
+        <w:t>Le contrele doit etre prec'd' d'un avis informant le cotisant de ses droits et lui enjoignant de fournir les informations et</w:t>
       </w:r>
     </w:p>
     <w:p>
       <w:r>
-        <w:t>documents n�cessaires au contr�le. Il doit garantir les m�mes droits que le contr�le sur place.</w:t>
+        <w:rPr>
+          <w:b w:val="0"/>
+          <w:color w:val="000000"/>
+          <w:sz w:val="22"/>
+        </w:rPr>
+        <w:t>documents n'cessaires au contrele. Il doit garantir les m'mes droits que le contrele sur place.</w:t>
       </w:r>
     </w:p>
     <w:p>
       <w:r>
-        <w:t>Enfin, il ne peut s��couler plus de trois mois entre le d�but du contr�le et la lettre d�observation. Cette obligation a �t�</w:t>
+        <w:rPr>
+          <w:b w:val="0"/>
+          <w:color w:val="000000"/>
+          <w:sz w:val="22"/>
+        </w:rPr>
+        <w:t>Enfin, il ne peut s'ecouler plus de trois mois entre le d'but du contrele et la lettre d'observation. Cette obligation a et'</w:t>
       </w:r>
     </w:p>
     <w:p>
       <w:r>
-        <w:t>�tendue � titre exp�rimental aux entreprises de moins de 20 salari�s pout une dur�e de 3 ans.</w:t>
+        <w:rPr>
+          <w:b w:val="0"/>
+          <w:color w:val="000000"/>
+          <w:sz w:val="22"/>
+        </w:rPr>
+        <w:t>etendue e titre experimental aux entreprises de moins de 20 salaries pout une duree de 3 ans.</w:t>
       </w:r>
     </w:p>
     <w:p>
@@ -456,7 +841,12 @@
         <w:pStyle w:val="Heading2"/>
       </w:pPr>
       <w:r>
-        <w:t>III- ISSUE DU CONTR�LE ET VOIES DE RECOURS</w:t>
+        <w:rPr>
+          <w:b/>
+          <w:color w:val="2F5496"/>
+          <w:sz w:val="24"/>
+        </w:rPr>
+        <w:t>III- ISSUE DU CONTReLE ET VOIES DE RECOURS</w:t>
       </w:r>
     </w:p>
     <w:p>
@@ -464,42 +854,82 @@
         <w:pStyle w:val="Heading2"/>
       </w:pPr>
       <w:r>
-        <w:t>A- LA LETTRE D�OBSERVATION</w:t>
+        <w:rPr>
+          <w:b/>
+          <w:color w:val="2F5496"/>
+          <w:sz w:val="24"/>
+        </w:rPr>
+        <w:t>A- LA LETTRE D'OBSERVATION</w:t>
       </w:r>
     </w:p>
     <w:p/>
     <w:p>
       <w:r>
-        <w:t>Quelle que soit l�issue du contr�le (redressement ou non) la cl�ture des op�rations est constat�e par l�envoi d�une lettre</w:t>
+        <w:rPr>
+          <w:b w:val="0"/>
+          <w:color w:val="000000"/>
+          <w:sz w:val="22"/>
+        </w:rPr>
+        <w:t>Quelle que soit l'issue du contrele (redressement ou non) la cleture des operations est constatee par l'envoi d'une lettre</w:t>
       </w:r>
     </w:p>
     <w:p>
       <w:r>
-        <w:t>� l�intention de l�employeur. Elle mentionne les observations s�il y a lieu, r�capitule les �l�ments du contr�le et dresse un</w:t>
+        <w:rPr>
+          <w:b w:val="0"/>
+          <w:color w:val="000000"/>
+          <w:sz w:val="22"/>
+        </w:rPr>
+        <w:t>e l'intention de l'employeur. Elle mentionne les observations s'il y a lieu, recapitule les el'ments du contrele et dresse un</w:t>
       </w:r>
     </w:p>
     <w:p>
       <w:r>
-        <w:t>bilan de la v�rification effectu�e. Elle peut, le cas �ch�ant, faire �tat du redressement envisag� qui doit �tre motiv�. �</w:t>
+        <w:rPr>
+          <w:b w:val="0"/>
+          <w:color w:val="000000"/>
+          <w:sz w:val="22"/>
+        </w:rPr>
+        <w:t>bilan de la verification effectuee. Elle peut, le cas echeant, faire etat du redressement envisage qui doit etre motive. e</w:t>
       </w:r>
     </w:p>
     <w:p>
       <w:r>
-        <w:t>titre de formalit� substantielle, la lettre d�observation doit mentionner le d�lai de 30 jours accord� � l�employeur pour y</w:t>
+        <w:rPr>
+          <w:b w:val="0"/>
+          <w:color w:val="000000"/>
+          <w:sz w:val="22"/>
+        </w:rPr>
+        <w:t>titre de formalite substantielle, la lettre d'observation doit mentionner le d'lai de 30 jours accorde e l'employeur pour y</w:t>
       </w:r>
     </w:p>
     <w:p>
       <w:r>
-        <w:t>r�pondre (Cass. 2</w:t>
+        <w:rPr>
+          <w:b w:val="0"/>
+          <w:color w:val="000000"/>
+          <w:sz w:val="22"/>
+        </w:rPr>
+        <w:t>repondre (Cass. 2</w:t>
       </w:r>
     </w:p>
     <w:p>
       <w:r>
+        <w:rPr>
+          <w:b w:val="0"/>
+          <w:color w:val="000000"/>
+          <w:sz w:val="22"/>
+        </w:rPr>
         <w:t>e</w:t>
       </w:r>
     </w:p>
     <w:p>
       <w:r>
+        <w:rPr>
+          <w:b w:val="0"/>
+          <w:color w:val="000000"/>
+          <w:sz w:val="22"/>
+        </w:rPr>
         <w:t>chambre civile, 15 mars 2018).</w:t>
       </w:r>
     </w:p>
@@ -508,42 +938,82 @@
         <w:pStyle w:val="Heading2"/>
       </w:pPr>
       <w:r>
-        <w:t>B- LA R�PONSE DE L�EMPLOYEUR</w:t>
+        <w:rPr>
+          <w:b/>
+          <w:color w:val="2F5496"/>
+          <w:sz w:val="24"/>
+        </w:rPr>
+        <w:t>B- LA RePONSE DE L'EMPLOYEUR</w:t>
       </w:r>
     </w:p>
     <w:p>
       <w:r>
-        <w:t>Le cotisant dispose d�un d�lai de 30 jours pour r�pondre aux d�cisions et observations de l�inspecteur du recouvrement.</w:t>
+        <w:rPr>
+          <w:b w:val="0"/>
+          <w:color w:val="000000"/>
+          <w:sz w:val="22"/>
+        </w:rPr>
+        <w:t>Le cotisant dispose d'un d'lai de 30 jours pour repondre aux d'cisions et observations de l'inspecteur du recouvrement.</w:t>
       </w:r>
     </w:p>
     <w:p>
       <w:r>
-        <w:t>Ce d�lai � dit p�riode contradictoire � peut �tre �tendu � 60 jours � la demande du cotisant contr�l�.</w:t>
+        <w:rPr>
+          <w:b w:val="0"/>
+          <w:color w:val="000000"/>
+          <w:sz w:val="22"/>
+        </w:rPr>
+        <w:t>Ce d'lai e dit periode contradictoire e peut etre etendu e 60 jours e la demande du cotisant contrel'.</w:t>
       </w:r>
     </w:p>
     <w:p>
       <w:r>
-        <w:t>Ce dernier peut accepter ou rejeter partiellement ou en totalit� le redressement envisag� si tel est le cas. Dans cette</w:t>
+        <w:rPr>
+          <w:b w:val="0"/>
+          <w:color w:val="000000"/>
+          <w:sz w:val="22"/>
+        </w:rPr>
+        <w:t>Ce dernier peut accepter ou rejeter partiellement ou en totalite le redressement envisage si tel est le cas. Dans cette</w:t>
       </w:r>
     </w:p>
     <w:p>
       <w:r>
-        <w:t>hypoth�se, il doit fournir toutes pi�ces susceptibles d��tayer son argumentation. L�agent charg� du contr�le est tenu de</w:t>
+        <w:rPr>
+          <w:b w:val="0"/>
+          <w:color w:val="000000"/>
+          <w:sz w:val="22"/>
+        </w:rPr>
+        <w:t>hypothese, il doit fournir toutes pieces susceptibles d'etayer son argumentation. L'agent charge du contrele est tenu de</w:t>
       </w:r>
     </w:p>
     <w:p>
       <w:r>
-        <w:t>r�pondre � chaque point soulev� par l�employeur.</w:t>
+        <w:rPr>
+          <w:b w:val="0"/>
+          <w:color w:val="000000"/>
+          <w:sz w:val="22"/>
+        </w:rPr>
+        <w:t>repondre e chaque point souleve par l'employeur.</w:t>
       </w:r>
     </w:p>
     <w:p>
       <w:r>
-        <w:t>� noter qu�aucune obligation de r�ponse ne p�se sur l�employeur et son absence ne vaut pas acceptation par celui-ci des</w:t>
+        <w:rPr>
+          <w:b w:val="0"/>
+          <w:color w:val="000000"/>
+          <w:sz w:val="22"/>
+        </w:rPr>
+        <w:t>e noter qu'aucune obligation de reponse ne pese sur l'employeur et son absence ne vaut pas acceptation par celui-ci des</w:t>
       </w:r>
     </w:p>
     <w:p>
       <w:r>
-        <w:t>dispositions figurant dans la lettre d�observation.</w:t>
+        <w:rPr>
+          <w:b w:val="0"/>
+          <w:color w:val="000000"/>
+          <w:sz w:val="22"/>
+        </w:rPr>
+        <w:t>dispositions figurant dans la lettre d'observation.</w:t>
       </w:r>
     </w:p>
     <w:p>
@@ -551,18 +1021,33 @@
         <w:pStyle w:val="Heading2"/>
       </w:pPr>
       <w:r>
-        <w:t>C- L�INFORMATION ET L�AUTORIT� HI�RARCHIQUE</w:t>
+        <w:rPr>
+          <w:b/>
+          <w:color w:val="2F5496"/>
+          <w:sz w:val="24"/>
+        </w:rPr>
+        <w:t>C- L'INFORMATION ET L'AUTORITe HIeRARCHIQUE</w:t>
       </w:r>
     </w:p>
     <w:p/>
     <w:p>
       <w:r>
-        <w:t>Au terme de la p�riode contradictoire, l�inspecteur du recouvrement transmet � l�URSSAF dont il d�pend le proc�s-</w:t>
+        <w:rPr>
+          <w:b w:val="0"/>
+          <w:color w:val="000000"/>
+          <w:sz w:val="22"/>
+        </w:rPr>
+        <w:t>Au terme de la periode contradictoire, l'inspecteur du recouvrement transmet e l'URSSAF dont il d'pend le proces-</w:t>
       </w:r>
     </w:p>
     <w:p>
       <w:r>
-        <w:t>verbal de contr�le accompagn� des observations de l�employeur s�il y a lieu.</w:t>
+        <w:rPr>
+          <w:b w:val="0"/>
+          <w:color w:val="000000"/>
+          <w:sz w:val="22"/>
+        </w:rPr>
+        <w:t>verbal de contrele accompagne des observations de l'employeur s'il y a lieu.</w:t>
       </w:r>
     </w:p>
     <w:p>
@@ -570,85 +1055,166 @@
         <w:pStyle w:val="Heading2"/>
       </w:pPr>
       <w:r>
+        <w:rPr>
+          <w:b/>
+          <w:color w:val="2F5496"/>
+          <w:sz w:val="24"/>
+        </w:rPr>
         <w:t>D- MISE EN RECOUVREMENT ET VOIES DE RECOURS</w:t>
       </w:r>
     </w:p>
     <w:p/>
     <w:p>
       <w:r>
-        <w:t>L�URSSAF peut mettre en recouvrement les sommes faisant l�objet du redressement si elle l�estime justifi� (l�absence</w:t>
+        <w:rPr>
+          <w:b w:val="0"/>
+          <w:color w:val="000000"/>
+          <w:sz w:val="22"/>
+        </w:rPr>
+        <w:t>L'URSSAF peut mettre en recouvrement les sommes faisant l'objet du redressement si elle l'estime justifie (l'absence</w:t>
       </w:r>
     </w:p>
     <w:p>
       <w:r>
-        <w:t>d�observations de sa part, vaut acceptation tacite des pratiques contr�l�es).</w:t>
+        <w:rPr>
+          <w:b w:val="0"/>
+          <w:color w:val="000000"/>
+          <w:sz w:val="22"/>
+        </w:rPr>
+        <w:t>d'observations de sa part, vaut acceptation tacite des pratiques contrel'es).</w:t>
       </w:r>
     </w:p>
     <w:p>
       <w:r>
-        <w:t>Elle enjoint l�employeur de payer les sommes dues par lettre recommand�e avec avis de r�ception et � d�faut de r�ponse,</w:t>
+        <w:rPr>
+          <w:b w:val="0"/>
+          <w:color w:val="000000"/>
+          <w:sz w:val="22"/>
+        </w:rPr>
+        <w:t>Elle enjoint l'employeur de payer les sommes dues par lettre recommandee avec avis de reception et e d'faut de reponse,</w:t>
       </w:r>
     </w:p>
     <w:p>
       <w:r>
-        <w:t>proc�de au recouvrement forc� (contrainte).</w:t>
+        <w:rPr>
+          <w:b w:val="0"/>
+          <w:color w:val="000000"/>
+          <w:sz w:val="22"/>
+        </w:rPr>
+        <w:t>procede au recouvrement force (contrainte).</w:t>
       </w:r>
     </w:p>
     <w:p>
       <w:r>
-        <w:t>Le cotisant peut s�opposer aux d�cisions de l�URSSAF en saisissant tout d�abord la Commission de Recours Amiable. Elle</w:t>
+        <w:rPr>
+          <w:b w:val="0"/>
+          <w:color w:val="000000"/>
+          <w:sz w:val="22"/>
+        </w:rPr>
+        <w:t>Le cotisant peut s'opposer aux d'cisions de l'URSSAF en saisissant tout d'abord la Commission de Recours Amiable. Elle</w:t>
       </w:r>
     </w:p>
     <w:p>
       <w:r>
-        <w:t>doit �tre saisie dans le d�lai de deux mois � compter de la r�ception de la mise en demeure. La d�cision de la CRA doit �tre</w:t>
+        <w:rPr>
+          <w:b w:val="0"/>
+          <w:color w:val="000000"/>
+          <w:sz w:val="22"/>
+        </w:rPr>
+        <w:t>doit etre saisie dans le d'lai de deux mois e compter de la reception de la mise en demeure. La d'cision de la CRA doit etre</w:t>
       </w:r>
     </w:p>
     <w:p>
       <w:r>
-        <w:t>motiv�e, mentionner le motif du redressement, et indiquer les voies de recours. L�absence de r�ponse de sa part dans un</w:t>
+        <w:rPr>
+          <w:b w:val="0"/>
+          <w:color w:val="000000"/>
+          <w:sz w:val="22"/>
+        </w:rPr>
+        <w:t>motivee, mentionner le motif du redressement, et indiquer les voies de recours. L'absence de reponse de sa part dans un</w:t>
       </w:r>
     </w:p>
     <w:p>
       <w:r>
-        <w:t>d�lai de 30 jours vaut rejet implicite de la demande du cotisant.</w:t>
+        <w:rPr>
+          <w:b w:val="0"/>
+          <w:color w:val="000000"/>
+          <w:sz w:val="22"/>
+        </w:rPr>
+        <w:t>d'lai de 30 jours vaut rejet implicite de la demande du cotisant.</w:t>
       </w:r>
     </w:p>
     <w:p>
       <w:r>
-        <w:t>Il peut alors saisir dans les deux mois le Tribunal judiciaire. En effet, les tribunaux des affaires de s�curit� sociale (TASS),</w:t>
+        <w:rPr>
+          <w:b w:val="0"/>
+          <w:color w:val="000000"/>
+          <w:sz w:val="22"/>
+        </w:rPr>
+        <w:t>Il peut alors saisir dans les deux mois le Tribunal judiciaire. En effet, les tribunaux des affaires de s'curite sociale (TASS),</w:t>
       </w:r>
     </w:p>
     <w:p>
       <w:r>
-        <w:t>les tribunaux du contentieux de l�incapacit� (TCI) et les commissions d�partementales d�aide sociale (CDAS) ont</w:t>
+        <w:rPr>
+          <w:b w:val="0"/>
+          <w:color w:val="000000"/>
+          <w:sz w:val="22"/>
+        </w:rPr>
+        <w:t>les tribunaux du contentieux de l'incapacite (TCI) et les commissions d'partementales d'aide sociale (CDAS) ont</w:t>
       </w:r>
     </w:p>
     <w:p>
       <w:r>
-        <w:t>fusionn� au 1</w:t>
+        <w:rPr>
+          <w:b w:val="0"/>
+          <w:color w:val="000000"/>
+          <w:sz w:val="22"/>
+        </w:rPr>
+        <w:t>fusionne au 1</w:t>
       </w:r>
     </w:p>
     <w:p>
       <w:r>
+        <w:rPr>
+          <w:b w:val="0"/>
+          <w:color w:val="000000"/>
+          <w:sz w:val="22"/>
+        </w:rPr>
         <w:t>er</w:t>
       </w:r>
     </w:p>
     <w:p>
       <w:r>
-        <w:t>janvier 2019 et les contentieux rel�vent d�sormais de la comp�tence des tribunaux judiciaires.</w:t>
+        <w:rPr>
+          <w:b w:val="0"/>
+          <w:color w:val="000000"/>
+          <w:sz w:val="22"/>
+        </w:rPr>
+        <w:t>janvier 2019 et les contentieux relevent d'sormais de la competence des tribunaux judiciaires.</w:t>
       </w:r>
     </w:p>
     <w:p>
       <w:r>
-        <w:t>Le cotisant peut aussi attendre la d�cision expresse de la commission. Le d�lai de recours judiciaire ne commence alors</w:t>
+        <w:rPr>
+          <w:b w:val="0"/>
+          <w:color w:val="000000"/>
+          <w:sz w:val="22"/>
+        </w:rPr>
+        <w:t>Le cotisant peut aussi attendre la d'cision expresse de la commission. Le d'lai de recours judiciaire ne commence alors</w:t>
       </w:r>
     </w:p>
     <w:p>
       <w:r>
-        <w:t>� courir qu�� compter de sa notification.</w:t>
+        <w:rPr>
+          <w:b w:val="0"/>
+          <w:color w:val="000000"/>
+          <w:sz w:val="22"/>
+        </w:rPr>
+        <w:t>e courir qu'e compter de sa notification.</w:t>
       </w:r>
     </w:p>
+    <w:p/>
     <w:sectPr>
       <w:pgSz w:w="12240" w:h="15840"/>
       <w:pgMar w:top="1440" w:right="1800" w:bottom="1440" w:left="1800" w:header="720" w:footer="720" w:gutter="0"/>

--- a/droit social dcg/32- controle de l urssaf.docx
+++ b/droit social dcg/32- controle de l urssaf.docx
@@ -13,7 +13,7 @@
           <w:color w:val="1F4E79"/>
           <w:sz w:val="34"/>
         </w:rPr>
-        <w:t>FICHE 32 : LE CONTReLE URSSAF</w:t>
+        <w:t>FICHE 32 : LE CONTRÔLE URSSAF</w:t>
       </w:r>
     </w:p>
     <w:p/>
@@ -89,7 +89,7 @@
           <w:color w:val="006100"/>
           <w:sz w:val="22"/>
         </w:rPr>
-        <w:t>Institue par la loi du 9 d'cembre 2004, le rescrit social permet e un cotisant, en qualite d'employeur, de solliciter</w:t>
+        <w:t>Institué par la loi du 9 décembre 2004, le rescrit social permet à un cotisant, en qualité d'employeur, de solliciter</w:t>
       </w:r>
     </w:p>
     <w:p>
@@ -99,7 +99,7 @@
           <w:color w:val="006100"/>
           <w:sz w:val="22"/>
         </w:rPr>
-        <w:t>l'URSSAF, afin qu'elle prenne position sur sa situation e l'egard :</w:t>
+        <w:t>l'URSSAF, afin qu'elle prenne position sur sa situation à l'égard :</w:t>
       </w:r>
     </w:p>
     <w:p>
@@ -125,7 +125,7 @@
           <w:color w:val="006100"/>
           <w:sz w:val="22"/>
         </w:rPr>
-        <w:t>des contributions patronales dues en matiere de retraite supplementaire et de prevoyance complementaire ;</w:t>
+        <w:t>des contributions patronales dues en matière de retraite supplémentaire et de prévoyance complémentaire ;</w:t>
       </w:r>
     </w:p>
     <w:p>
@@ -138,7 +138,7 @@
           <w:color w:val="006100"/>
           <w:sz w:val="22"/>
         </w:rPr>
-        <w:t>des exonerations attachees aux zones franches urbaines, aux zones de revitalisation rurale, et zone de revitalisation</w:t>
+        <w:t>des exonérations attachées aux zones franches urbaines, aux zones de revitalisation rurale, et zone de revitalisation</w:t>
       </w:r>
     </w:p>
     <w:p>
@@ -181,7 +181,7 @@
           <w:color w:val="000000"/>
           <w:sz w:val="22"/>
         </w:rPr>
-        <w:t>La demande est formulee par le cotisant ou le futur cotisant aupres de l'URSSAF competente.</w:t>
+        <w:t>La demande est formulée par le cotisant ou le futur cotisant auprès de l'URSSAF compétente.</w:t>
       </w:r>
     </w:p>
     <w:p>
@@ -191,7 +191,7 @@
           <w:color w:val="000000"/>
           <w:sz w:val="22"/>
         </w:rPr>
-        <w:t>Elle precise l'identite de l'employeur (nom et numero d'immatriculation) et comporte un descriptif de l'organisation et</w:t>
+        <w:t>Elle précise l'identité de l'employeur (nom et numéro d'immatriculation) et comporte un descriptif de l'organisation et</w:t>
       </w:r>
     </w:p>
     <w:p>
@@ -201,7 +201,7 @@
           <w:color w:val="000000"/>
           <w:sz w:val="22"/>
         </w:rPr>
-        <w:t>du fonctionnement de l'entreprise (activite, localisation, nombre d'etablissements) ainsi qu'une presentation</w:t>
+        <w:t>du fonctionnement de l'entreprise (activité, localisation, nombre d'établissements) ainsi qu'une présentation</w:t>
       </w:r>
     </w:p>
     <w:p>
@@ -211,7 +211,7 @@
           <w:color w:val="000000"/>
           <w:sz w:val="22"/>
         </w:rPr>
-        <w:t>exhaustive de la situation de fait et des pratiques sur lesquelles la d'cision est demandee. Tous documents n'cessaires e</w:t>
+        <w:t>exhaustive de la situation de fait et des pratiques sur lesquelles la décision est demandée. Tous documents nécessaires à</w:t>
       </w:r>
     </w:p>
     <w:p>
@@ -221,7 +221,7 @@
           <w:color w:val="000000"/>
           <w:sz w:val="22"/>
         </w:rPr>
-        <w:t>l'etude de la recevabilite de la demande et e l'examen du dossier doivent etre joints aux pretentions de l'employeur.</w:t>
+        <w:t>l'étude de la recevabilité de la demande et à l'examen du dossier doivent être joints aux prétentions de l'employeur.</w:t>
       </w:r>
     </w:p>
     <w:p>
@@ -234,7 +234,7 @@
           <w:color w:val="2F5496"/>
           <w:sz w:val="24"/>
         </w:rPr>
-        <w:t>eTUDE DE LA DEMANDE ET RePONSE DE L'URSSAF</w:t>
+        <w:t>ÉTUDE DE LA DEMANDE ET RÉPONSE DE L'URSSAF</w:t>
       </w:r>
     </w:p>
     <w:p>
@@ -254,7 +254,7 @@
           <w:color w:val="000000"/>
           <w:sz w:val="22"/>
         </w:rPr>
-        <w:t>Si dans le d'lai de 20 jours l'organisme de recouvrement n'a pas sollicite de pieces complementaires au cotisant, le</w:t>
+        <w:t>Si dans le délai de 20 jours l'organisme de recouvrement n'a pas sollicité de pièces complémentaires au cotisant, le</w:t>
       </w:r>
     </w:p>
     <w:p>
@@ -264,7 +264,7 @@
           <w:color w:val="000000"/>
           <w:sz w:val="22"/>
         </w:rPr>
-        <w:t>dossier est considere comme complet et doit etre instruit dans le d'lai de 3 mois e compter de la remise du dossier ou de</w:t>
+        <w:t>dossier est considéré comme complet et doit être instruit dans le délai de 3 mois à compter de la remise du dossier ou de</w:t>
       </w:r>
     </w:p>
     <w:p>
@@ -274,7 +274,7 @@
           <w:color w:val="000000"/>
           <w:sz w:val="22"/>
         </w:rPr>
-        <w:t>la date e laquelle il peut etre considere complet.</w:t>
+        <w:t>la date à laquelle il peut être considéré complet.</w:t>
       </w:r>
     </w:p>
     <w:p>
@@ -284,7 +284,7 @@
           <w:color w:val="000000"/>
           <w:sz w:val="22"/>
         </w:rPr>
-        <w:t>e d'faut de reponse dans les d'lais prescrits, l'organisme de recouvrement ne pourra effectuer de redressement sur les</w:t>
+        <w:t>à défaut de réponse dans les délais prescrits, l'organisme de recouvrement ne pourra effectuer de redressement sur les</w:t>
       </w:r>
     </w:p>
     <w:p>
@@ -294,7 +294,7 @@
           <w:color w:val="000000"/>
           <w:sz w:val="22"/>
         </w:rPr>
-        <w:t>aspects vises dans le rescrit.</w:t>
+        <w:t>aspects visés dans le rescrit.</w:t>
       </w:r>
     </w:p>
     <w:p>
@@ -307,7 +307,7 @@
           <w:color w:val="2F5496"/>
           <w:sz w:val="24"/>
         </w:rPr>
-        <w:t>OPPOSABILITe DU RESCRIT SOCIAL</w:t>
+        <w:t>OPPOSABILITÉ DU RESCRIT SOCIAL</w:t>
       </w:r>
     </w:p>
     <w:p>
@@ -327,7 +327,7 @@
           <w:color w:val="000000"/>
           <w:sz w:val="22"/>
         </w:rPr>
-        <w:t>La reponse donnee lie l'institution qui l'a d'livree. C'est-e-dire qu'elle est injustifiee e prononcer un redressement de</w:t>
+        <w:t>La réponse donnée lie l'institution qui l'a délivrée. C'est-à-dire qu'elle est injustifiée à prononcer un redressement de</w:t>
       </w:r>
     </w:p>
     <w:p>
@@ -337,7 +337,7 @@
           <w:color w:val="000000"/>
           <w:sz w:val="22"/>
         </w:rPr>
-        <w:t>cotisations et contributions sociales fonde sur une analyse des textes differente de celle fournit dans le rescrit.</w:t>
+        <w:t>cotisations et contributions sociales fondé sur une analyse des textes différente de celle fournit dans le rescrit.</w:t>
       </w:r>
     </w:p>
     <w:p>
@@ -347,7 +347,7 @@
           <w:color w:val="000000"/>
           <w:sz w:val="22"/>
         </w:rPr>
-        <w:t>N'anmoins cela ne vaut que pour l'organisme ayant donne son interpretation et pour le seul employeur l'ayant sollicite.</w:t>
+        <w:t>Néanmoins cela ne vaut que pour l'organisme ayant donne son interprétation et pour le seul employeur l'ayant sollicité.</w:t>
       </w:r>
     </w:p>
     <w:p>
@@ -360,7 +360,7 @@
           <w:color w:val="2F5496"/>
           <w:sz w:val="24"/>
         </w:rPr>
-        <w:t>B- LA CHARTE DU COTISANT CONTReL'</w:t>
+        <w:t>B- LA CHARTE DU COTISANT CONTRÔLE</w:t>
       </w:r>
     </w:p>
     <w:p/>
@@ -371,7 +371,7 @@
           <w:color w:val="000000"/>
           <w:sz w:val="22"/>
         </w:rPr>
-        <w:t>Prevue e l'article R 243- 59 du code la s'curite sociale, e la charte du cotisant contrel' e doit etre remise</w:t>
+        <w:t>Prévue à l'article R 243- 59 du code la sécurité sociale, à la charte du cotisant contrôle à doit être remise</w:t>
       </w:r>
     </w:p>
     <w:p>
@@ -381,7 +381,7 @@
           <w:color w:val="000000"/>
           <w:sz w:val="22"/>
         </w:rPr>
-        <w:t>obligatoirement d's le d'but du contrele. En effet, l'avis de passage signifiant l'engagement de la procedure informe le</w:t>
+        <w:t>obligatoirement des le début du contrôle. En effet, l'avis de passage signifiant l'engagement de la procédure informe le</w:t>
       </w:r>
     </w:p>
     <w:p>
@@ -391,7 +391,7 @@
           <w:color w:val="000000"/>
           <w:sz w:val="22"/>
         </w:rPr>
-        <w:t>cotisant que ladite charte lui sera remise d's le commencement du contrele. La charte l'informe de maniere didactique</w:t>
+        <w:t>cotisant que ladite charte lui sera remise des le commencement du contrôle. La charte l'informe de manière didactique</w:t>
       </w:r>
     </w:p>
     <w:p>
@@ -401,7 +401,7 @@
           <w:color w:val="000000"/>
           <w:sz w:val="22"/>
         </w:rPr>
-        <w:t>du d'roulement des operations, de ses modalites (sur piece ou dans les locaux de l'entreprise), des personnes chargees</w:t>
+        <w:t>du déroulement des opérations, de ses modalités (sur pièce ou dans les locaux de l'entreprise), des personnes chargées</w:t>
       </w:r>
     </w:p>
     <w:p>
@@ -411,7 +411,7 @@
           <w:color w:val="000000"/>
           <w:sz w:val="22"/>
         </w:rPr>
-        <w:t>de l'effectuer, ainsi que de son issue et des voies de recours ouvertes au cotisant. Son contenu est d'sormais opposable e</w:t>
+        <w:t>de l'effectuer, ainsi que de son issue et des voies de recours ouvertes au cotisant. Son contenu est désormais opposable à</w:t>
       </w:r>
     </w:p>
     <w:p>
@@ -434,7 +434,7 @@
           <w:color w:val="000000"/>
           <w:sz w:val="22"/>
         </w:rPr>
-        <w:t>Bien que prevue par les textes l'absence de remise de la charte n'est pas sanctionnee, mais on peut penser que son</w:t>
+        <w:t>Bien que prévue par les textes l'absence de remise de la charte n'est pas sanctionnée, mais on peut penser que son</w:t>
       </w:r>
     </w:p>
     <w:p>
@@ -444,7 +444,7 @@
           <w:color w:val="000000"/>
           <w:sz w:val="22"/>
         </w:rPr>
-        <w:t>absence constitue une violation des droits du cotisant (d'faut d'information) susceptible de remettre en cause le</w:t>
+        <w:t>absence constitue une violation des droits du cotisant (défaut d'information) susceptible de remettre en cause le</w:t>
       </w:r>
     </w:p>
     <w:p>
@@ -454,7 +454,7 @@
           <w:color w:val="000000"/>
           <w:sz w:val="22"/>
         </w:rPr>
-        <w:t>contrele.</w:t>
+        <w:t>contrôle.</w:t>
       </w:r>
     </w:p>
     <w:p>
@@ -467,7 +467,7 @@
           <w:color w:val="2F5496"/>
           <w:sz w:val="24"/>
         </w:rPr>
-        <w:t>C- L'INSTAURATION D'UN DROIT e L'ERREUR</w:t>
+        <w:t>C- L'INSTAURATION D'UN DROIT à L'ERREUR</w:t>
       </w:r>
     </w:p>
     <w:p/>
@@ -478,7 +478,7 @@
           <w:color w:val="000000"/>
           <w:sz w:val="22"/>
         </w:rPr>
-        <w:t>Un cotisant ayant m'connu pour la premiere fois une regle applicable e sa situation ou ayant commis une erreur</w:t>
+        <w:t>Un cotisant ayant méconnu pour la première fois une règle applicable à sa situation ou ayant commis une erreur</w:t>
       </w:r>
     </w:p>
     <w:p>
@@ -488,7 +488,7 @@
           <w:color w:val="000000"/>
           <w:sz w:val="22"/>
         </w:rPr>
-        <w:t>materielle ne peut faire l'objet, de la part de l'administration, d'une sanction, s'il a regularise sa situation de sa propre</w:t>
+        <w:t>matérielle ne peut faire l'objet, de la part de l'administration, d'une sanction, s'il a régularisé sa situation de sa propre</w:t>
       </w:r>
     </w:p>
     <w:p>
@@ -498,7 +498,7 @@
           <w:color w:val="000000"/>
           <w:sz w:val="22"/>
         </w:rPr>
-        <w:t>initiative ou apres avoir et' invite e le faire par l'administration (d'cret du 11 octobre 2019). Cette disposition n'est</w:t>
+        <w:t>initiative ou après avoir été invité à le faire par l'administration (décret du 11 octobre 2019). Cette disposition n'est</w:t>
       </w:r>
     </w:p>
     <w:p>
@@ -521,7 +521,7 @@
           <w:color w:val="2F5496"/>
           <w:sz w:val="24"/>
         </w:rPr>
-        <w:t>II- LES MODALITeS DU CONTReLE</w:t>
+        <w:t>II- LES MODALITÉS DU CONTRÔLE</w:t>
       </w:r>
     </w:p>
     <w:p>
@@ -534,7 +534,7 @@
           <w:color w:val="2F5496"/>
           <w:sz w:val="24"/>
         </w:rPr>
-        <w:t>A- LE CONTReLE SUR PLACE</w:t>
+        <w:t>A- LE CONTRÔLE SUR PLACE</w:t>
       </w:r>
     </w:p>
     <w:p>
@@ -567,7 +567,7 @@
           <w:color w:val="000000"/>
           <w:sz w:val="22"/>
         </w:rPr>
-        <w:t>La procedure d'bute par un avis de contrele d'livre par lettre recommandee avec avis de reception (art. R 243-59 C. SS).</w:t>
+        <w:t>La procédure débute par un avis de contrôle délivré par lettre recommandée avec avis de réception (art. R 243-59 C. SS).</w:t>
       </w:r>
     </w:p>
     <w:p>
@@ -577,7 +577,7 @@
           <w:color w:val="000000"/>
           <w:sz w:val="22"/>
         </w:rPr>
-        <w:t>Il indique la date de la verification, la liste des documents et supports qu'il conviendra de tenir e disposition de l'ins-</w:t>
+        <w:t>Il indique la date de la vérification, la liste des documents et supports qu'il conviendra de tenir à disposition de l'ins-</w:t>
       </w:r>
     </w:p>
     <w:p>
@@ -587,7 +587,7 @@
           <w:color w:val="000000"/>
           <w:sz w:val="22"/>
         </w:rPr>
-        <w:t>pecteur et la periode sur laquelle va porter la verification. Les informations contenues dans le courrier lient l'adminis-</w:t>
+        <w:t>pecteur et la période sur laquelle va porter la vérification. Les informations contenues dans le courrier lient l'adminis-</w:t>
       </w:r>
     </w:p>
     <w:p>
@@ -597,7 +597,7 @@
           <w:color w:val="000000"/>
           <w:sz w:val="22"/>
         </w:rPr>
-        <w:t>tration qui ne peut etendre ses investigations e des domaines etrangers e ceux vises dans l'avis de passage. Le contrele</w:t>
+        <w:t>tration qui ne peut étendre ses investigations à des domaines étrangers à ceux visés dans l'avis de passage. Le contrôle</w:t>
       </w:r>
     </w:p>
     <w:p>
@@ -607,7 +607,7 @@
           <w:color w:val="000000"/>
           <w:sz w:val="22"/>
         </w:rPr>
-        <w:t>peut ensuite commencer apres expiration d'un d'lai de 30 jours.</w:t>
+        <w:t>peut ensuite commencer après expiration d'un délai de 30 jours.</w:t>
       </w:r>
     </w:p>
     <w:p>
@@ -620,7 +620,7 @@
           <w:color w:val="2F5496"/>
           <w:sz w:val="24"/>
         </w:rPr>
-        <w:t>LA POURSUITE DE LA PROCeDURE</w:t>
+        <w:t>LA POURSUITE DE LA PROCÉDURE</w:t>
       </w:r>
     </w:p>
     <w:p>
@@ -640,7 +640,7 @@
           <w:color w:val="000000"/>
           <w:sz w:val="22"/>
         </w:rPr>
-        <w:t>Le contrele se poursuit par l'examen sur place des documents, sociaux, juridiques, comptables et fiscaux. Il appartient e</w:t>
+        <w:t>Le contrôle se poursuit par l'examen sur place des documents, sociaux, juridiques, comptables et fiscaux. Il appartient à</w:t>
       </w:r>
     </w:p>
     <w:p>
@@ -650,7 +650,7 @@
           <w:color w:val="000000"/>
           <w:sz w:val="22"/>
         </w:rPr>
-        <w:t>l'employeur, tenu de recevoir l'inspecteur du recouvrement, de fournir les documents n'cessaires e la realisation des</w:t>
+        <w:t>l'employeur, tenu de recevoir l'inspecteur du recouvrement, de fournir les documents nécessaires à la réalisation des</w:t>
       </w:r>
     </w:p>
     <w:p>
@@ -660,7 +660,7 @@
           <w:color w:val="000000"/>
           <w:sz w:val="22"/>
         </w:rPr>
-        <w:t>investigations au regard des el'ments fournis dans l'avis. Peu importe que les documents soient d'tenus par le comite</w:t>
+        <w:t>investigations au regard des éléments fournis dans l'avis. Peu importe que les documents soient détenus par le comité</w:t>
       </w:r>
     </w:p>
     <w:p>
@@ -670,7 +670,7 @@
           <w:color w:val="000000"/>
           <w:sz w:val="22"/>
         </w:rPr>
-        <w:t>social et economique dans la mesure oe le contrele porte sur les remunerations des salaries, y compris celles versees par</w:t>
+        <w:t>social et économique dans la mesure où le contrôle porte sur les rémunérations des salariés, y compris celles versées par</w:t>
       </w:r>
     </w:p>
     <w:p>
@@ -680,7 +680,7 @@
           <w:color w:val="000000"/>
           <w:sz w:val="22"/>
         </w:rPr>
-        <w:t>l'intermediaire du comite. D's lors l'avis adresse au seul cotisant est suffisant pour proceder au contrele et justifie la</w:t>
+        <w:t>l'intermédiaire du comité. Des lors l'avis adresse au seul cotisant est suffisant pour procéder au contrôle et justifie la</w:t>
       </w:r>
     </w:p>
     <w:p>
@@ -690,7 +690,7 @@
           <w:color w:val="000000"/>
           <w:sz w:val="22"/>
         </w:rPr>
-        <w:t>production des pieces d'tenues par le tiers (par exemple le CSE comme personne morale).</w:t>
+        <w:t>production des pièces détenues par le tiers (par exemple le CSE comme personne morale).</w:t>
       </w:r>
     </w:p>
     <w:p>
@@ -710,7 +710,7 @@
           <w:color w:val="000000"/>
           <w:sz w:val="22"/>
         </w:rPr>
-        <w:t>editions Corroy e 4 rue de Villars, 42000 Saint-etienne e 04 77 79 92 46 e infos@editions-corroy.fr</w:t>
+        <w:t>éditions Corroy à 4 rue de Villars, 42000 Saint-etienne à 04 77 79 92 46 à infos@editions-corroy.fr</w:t>
       </w:r>
     </w:p>
     <w:p>
@@ -720,7 +720,7 @@
           <w:color w:val="000000"/>
           <w:sz w:val="22"/>
         </w:rPr>
-        <w:t>COLLECTION DCG UE 3 e Droit social - Fiches de cours</w:t>
+        <w:t>COLLECTION DCG UE 3 à Droit social - Fiches de cours</w:t>
       </w:r>
     </w:p>
     <w:p>
@@ -730,7 +730,7 @@
           <w:color w:val="000000"/>
           <w:sz w:val="22"/>
         </w:rPr>
-        <w:t>DCGUE3F.qxp_DCGUE3F 24/07/2025 10:26 Page 136Leinspecteur peut recourir e l'audition des personnes remunerees par l'entreprise ce qui comprend non seulement l'em-</w:t>
+        <w:t>DCGUE3F.qxp_DCGUE3F  24/07/2025  10:26  Page 136L'inspecteur peut recourir à l'audition des personnes rémunérées par l'entreprise ce qui comprend non seulement l'em-</w:t>
       </w:r>
     </w:p>
     <w:p>
@@ -740,7 +740,7 @@
           <w:color w:val="000000"/>
           <w:sz w:val="22"/>
         </w:rPr>
-        <w:t>ployeur, mais aussi les salaries qu'ils soient en activite ou non.</w:t>
+        <w:t>ployeur, mais aussi les salariés qu'ils soient en activité ou non.</w:t>
       </w:r>
     </w:p>
     <w:p>
@@ -750,7 +750,7 @@
           <w:color w:val="000000"/>
           <w:sz w:val="22"/>
         </w:rPr>
-        <w:t>Durant toute la procedure, l'employeur est en droit de se faire assister par le conseil de son choix.</w:t>
+        <w:t>Durant toute la procédure, l'employeur est en droit de se faire assister par le conseil de son choix.</w:t>
       </w:r>
     </w:p>
     <w:p>
@@ -763,7 +763,7 @@
           <w:color w:val="2F5496"/>
           <w:sz w:val="24"/>
         </w:rPr>
-        <w:t>B- LE CONTReLE SUR PIeCES</w:t>
+        <w:t>B- LE CONTRÔLE SUR PIÈCES</w:t>
       </w:r>
     </w:p>
     <w:p>
@@ -773,7 +773,7 @@
           <w:color w:val="000000"/>
           <w:sz w:val="22"/>
         </w:rPr>
-        <w:t>Le contrele sur pieces offre la particularite de se d'rouler non dans les locaux de l'entreprise mais dans ceux de</w:t>
+        <w:t>Le contrôle sur pièces offre la particularité de se dérouler non dans les locaux de l'entreprise mais dans ceux de</w:t>
       </w:r>
     </w:p>
     <w:p>
@@ -783,7 +783,7 @@
           <w:color w:val="000000"/>
           <w:sz w:val="22"/>
         </w:rPr>
-        <w:t>l'URSSAF. Il concerne les employeurs et travailleurs independants occupant onze salaries au plus au 31 d'cembre de</w:t>
+        <w:t>l'URSSAF. Il concerne les employeurs et travailleurs indépendants occupant onze salariés au plus au 31 décembre de</w:t>
       </w:r>
     </w:p>
     <w:p>
@@ -793,7 +793,7 @@
           <w:color w:val="000000"/>
           <w:sz w:val="22"/>
         </w:rPr>
-        <w:t>l'annee qui prec'de le contrele.</w:t>
+        <w:t>l'année qui procède le contrôle.</w:t>
       </w:r>
     </w:p>
     <w:p>
@@ -803,7 +803,7 @@
           <w:color w:val="000000"/>
           <w:sz w:val="22"/>
         </w:rPr>
-        <w:t>Le contrele doit etre prec'd' d'un avis informant le cotisant de ses droits et lui enjoignant de fournir les informations et</w:t>
+        <w:t>Le contrôle doit être procédé d'un avis informant le cotisant de ses droits et lui enjoignant de fournir les informations et</w:t>
       </w:r>
     </w:p>
     <w:p>
@@ -813,7 +813,7 @@
           <w:color w:val="000000"/>
           <w:sz w:val="22"/>
         </w:rPr>
-        <w:t>documents n'cessaires au contrele. Il doit garantir les m'mes droits que le contrele sur place.</w:t>
+        <w:t>documents nécessaires au contrôle. Il doit garantir les mêmes droits que le contrôle sur place.</w:t>
       </w:r>
     </w:p>
     <w:p>
@@ -823,7 +823,7 @@
           <w:color w:val="000000"/>
           <w:sz w:val="22"/>
         </w:rPr>
-        <w:t>Enfin, il ne peut s'ecouler plus de trois mois entre le d'but du contrele et la lettre d'observation. Cette obligation a et'</w:t>
+        <w:t>Enfin, il ne peut s'écouler plus de trois mois entre le début du contrôle et la lettre d'observation. Cette obligation a été</w:t>
       </w:r>
     </w:p>
     <w:p>
@@ -833,7 +833,7 @@
           <w:color w:val="000000"/>
           <w:sz w:val="22"/>
         </w:rPr>
-        <w:t>etendue e titre experimental aux entreprises de moins de 20 salaries pout une duree de 3 ans.</w:t>
+        <w:t>étendue à titre expérimental aux entreprises de moins de 20 salariés pout une durée de 3 ans.</w:t>
       </w:r>
     </w:p>
     <w:p>
@@ -846,7 +846,7 @@
           <w:color w:val="2F5496"/>
           <w:sz w:val="24"/>
         </w:rPr>
-        <w:t>III- ISSUE DU CONTReLE ET VOIES DE RECOURS</w:t>
+        <w:t>III- ISSUE DU CONTRÔLE ET VOIES DE RECOURS</w:t>
       </w:r>
     </w:p>
     <w:p>
@@ -870,7 +870,7 @@
           <w:color w:val="000000"/>
           <w:sz w:val="22"/>
         </w:rPr>
-        <w:t>Quelle que soit l'issue du contrele (redressement ou non) la cleture des operations est constatee par l'envoi d'une lettre</w:t>
+        <w:t>Quelle que soit l'issue du contrôle (redressement ou non) la clôture des opérations est constatée par l'envoi d'une lettre</w:t>
       </w:r>
     </w:p>
     <w:p>
@@ -880,7 +880,7 @@
           <w:color w:val="000000"/>
           <w:sz w:val="22"/>
         </w:rPr>
-        <w:t>e l'intention de l'employeur. Elle mentionne les observations s'il y a lieu, recapitule les el'ments du contrele et dresse un</w:t>
+        <w:t>à l'intention de l'employeur. Elle mentionne les observations s'il y a lieu, récapitule les éléments du contrôle et dresse un</w:t>
       </w:r>
     </w:p>
     <w:p>
@@ -890,7 +890,7 @@
           <w:color w:val="000000"/>
           <w:sz w:val="22"/>
         </w:rPr>
-        <w:t>bilan de la verification effectuee. Elle peut, le cas echeant, faire etat du redressement envisage qui doit etre motive. e</w:t>
+        <w:t>bilan de la vérification effectuée. Elle peut, le cas échéant, faire état du redressement envisage qui doit être motivé. à</w:t>
       </w:r>
     </w:p>
     <w:p>
@@ -900,7 +900,7 @@
           <w:color w:val="000000"/>
           <w:sz w:val="22"/>
         </w:rPr>
-        <w:t>titre de formalite substantielle, la lettre d'observation doit mentionner le d'lai de 30 jours accorde e l'employeur pour y</w:t>
+        <w:t>titre de formalité substantielle, la lettre d'observation doit mentionner le délai de 30 jours accorde à l'employeur pour y</w:t>
       </w:r>
     </w:p>
     <w:p>
@@ -910,7 +910,7 @@
           <w:color w:val="000000"/>
           <w:sz w:val="22"/>
         </w:rPr>
-        <w:t>repondre (Cass. 2</w:t>
+        <w:t>répondre (Cass. 2</w:t>
       </w:r>
     </w:p>
     <w:p>
@@ -943,7 +943,7 @@
           <w:color w:val="2F5496"/>
           <w:sz w:val="24"/>
         </w:rPr>
-        <w:t>B- LA RePONSE DE L'EMPLOYEUR</w:t>
+        <w:t>B- LA RÉPONSE DE L'EMPLOYEUR</w:t>
       </w:r>
     </w:p>
     <w:p>
@@ -953,7 +953,7 @@
           <w:color w:val="000000"/>
           <w:sz w:val="22"/>
         </w:rPr>
-        <w:t>Le cotisant dispose d'un d'lai de 30 jours pour repondre aux d'cisions et observations de l'inspecteur du recouvrement.</w:t>
+        <w:t>Le cotisant dispose d'un délai de 30 jours pour répondre aux décisions et observations de l'inspecteur du recouvrement.</w:t>
       </w:r>
     </w:p>
     <w:p>
@@ -963,7 +963,7 @@
           <w:color w:val="000000"/>
           <w:sz w:val="22"/>
         </w:rPr>
-        <w:t>Ce d'lai e dit periode contradictoire e peut etre etendu e 60 jours e la demande du cotisant contrel'.</w:t>
+        <w:t>Ce délai à dit période contradictoire à peut être étendu à 60 jours à la demande du cotisant contrôle.</w:t>
       </w:r>
     </w:p>
     <w:p>
@@ -973,7 +973,7 @@
           <w:color w:val="000000"/>
           <w:sz w:val="22"/>
         </w:rPr>
-        <w:t>Ce dernier peut accepter ou rejeter partiellement ou en totalite le redressement envisage si tel est le cas. Dans cette</w:t>
+        <w:t>Ce dernier peut accepter ou rejeter partiellement ou en totalité le redressement envisage si tel est le cas. Dans cette</w:t>
       </w:r>
     </w:p>
     <w:p>
@@ -983,7 +983,7 @@
           <w:color w:val="000000"/>
           <w:sz w:val="22"/>
         </w:rPr>
-        <w:t>hypothese, il doit fournir toutes pieces susceptibles d'etayer son argumentation. L'agent charge du contrele est tenu de</w:t>
+        <w:t>hypothèse, il doit fournir toutes pièces susceptibles d'étayer son argumentation. L'agent charge du contrôle est tenu de</w:t>
       </w:r>
     </w:p>
     <w:p>
@@ -993,7 +993,7 @@
           <w:color w:val="000000"/>
           <w:sz w:val="22"/>
         </w:rPr>
-        <w:t>repondre e chaque point souleve par l'employeur.</w:t>
+        <w:t>répondre à chaque point soulevé par l'employeur.</w:t>
       </w:r>
     </w:p>
     <w:p>
@@ -1003,7 +1003,7 @@
           <w:color w:val="000000"/>
           <w:sz w:val="22"/>
         </w:rPr>
-        <w:t>e noter qu'aucune obligation de reponse ne pese sur l'employeur et son absence ne vaut pas acceptation par celui-ci des</w:t>
+        <w:t>à noter qu'aucune obligation de réponse ne pose sur l'employeur et son absence ne vaut pas acceptation par celui-ci des</w:t>
       </w:r>
     </w:p>
     <w:p>
@@ -1026,7 +1026,7 @@
           <w:color w:val="2F5496"/>
           <w:sz w:val="24"/>
         </w:rPr>
-        <w:t>C- L'INFORMATION ET L'AUTORITe HIeRARCHIQUE</w:t>
+        <w:t>C- L'INFORMATION ET L'AUTORITÉ HIÉRARCHIQUE</w:t>
       </w:r>
     </w:p>
     <w:p/>
@@ -1037,7 +1037,7 @@
           <w:color w:val="000000"/>
           <w:sz w:val="22"/>
         </w:rPr>
-        <w:t>Au terme de la periode contradictoire, l'inspecteur du recouvrement transmet e l'URSSAF dont il d'pend le proces-</w:t>
+        <w:t>Au terme de la période contradictoire, l'inspecteur du recouvrement transmet à l'URSSAF dont il dépend le procès-</w:t>
       </w:r>
     </w:p>
     <w:p>
@@ -1047,7 +1047,7 @@
           <w:color w:val="000000"/>
           <w:sz w:val="22"/>
         </w:rPr>
-        <w:t>verbal de contrele accompagne des observations de l'employeur s'il y a lieu.</w:t>
+        <w:t>verbal de contrôle accompagné des observations de l'employeur s'il y a lieu.</w:t>
       </w:r>
     </w:p>
     <w:p>
@@ -1081,7 +1081,7 @@
           <w:color w:val="000000"/>
           <w:sz w:val="22"/>
         </w:rPr>
-        <w:t>d'observations de sa part, vaut acceptation tacite des pratiques contrel'es).</w:t>
+        <w:t>d'observations de sa part, vaut acceptation tacite des pratiques contrôlées).</w:t>
       </w:r>
     </w:p>
     <w:p>
@@ -1091,7 +1091,7 @@
           <w:color w:val="000000"/>
           <w:sz w:val="22"/>
         </w:rPr>
-        <w:t>Elle enjoint l'employeur de payer les sommes dues par lettre recommandee avec avis de reception et e d'faut de reponse,</w:t>
+        <w:t>Elle enjoint l'employeur de payer les sommes dues par lettre recommandée avec avis de réception et à défaut de réponse,</w:t>
       </w:r>
     </w:p>
     <w:p>
@@ -1101,7 +1101,7 @@
           <w:color w:val="000000"/>
           <w:sz w:val="22"/>
         </w:rPr>
-        <w:t>procede au recouvrement force (contrainte).</w:t>
+        <w:t>procède au recouvrement force (contrainte).</w:t>
       </w:r>
     </w:p>
     <w:p>
@@ -1111,7 +1111,7 @@
           <w:color w:val="000000"/>
           <w:sz w:val="22"/>
         </w:rPr>
-        <w:t>Le cotisant peut s'opposer aux d'cisions de l'URSSAF en saisissant tout d'abord la Commission de Recours Amiable. Elle</w:t>
+        <w:t>Le cotisant peut s'opposer aux décisions de l'URSSAF en saisissant tout d'abord la Commission de Recours Amiable. Elle</w:t>
       </w:r>
     </w:p>
     <w:p>
@@ -1121,7 +1121,7 @@
           <w:color w:val="000000"/>
           <w:sz w:val="22"/>
         </w:rPr>
-        <w:t>doit etre saisie dans le d'lai de deux mois e compter de la reception de la mise en demeure. La d'cision de la CRA doit etre</w:t>
+        <w:t>doit être saisie dans le délai de deux mois à compter de la réception de la mise en demeure. La décision de la CRA doit être</w:t>
       </w:r>
     </w:p>
     <w:p>
@@ -1131,7 +1131,7 @@
           <w:color w:val="000000"/>
           <w:sz w:val="22"/>
         </w:rPr>
-        <w:t>motivee, mentionner le motif du redressement, et indiquer les voies de recours. L'absence de reponse de sa part dans un</w:t>
+        <w:t>motivée, mentionner le motif du redressement, et indiquer les voies de recours. L'absence de réponse de sa part dans un</w:t>
       </w:r>
     </w:p>
     <w:p>
@@ -1141,7 +1141,7 @@
           <w:color w:val="000000"/>
           <w:sz w:val="22"/>
         </w:rPr>
-        <w:t>d'lai de 30 jours vaut rejet implicite de la demande du cotisant.</w:t>
+        <w:t>délai de 30 jours vaut rejet implicite de la demande du cotisant.</w:t>
       </w:r>
     </w:p>
     <w:p>
@@ -1151,7 +1151,7 @@
           <w:color w:val="000000"/>
           <w:sz w:val="22"/>
         </w:rPr>
-        <w:t>Il peut alors saisir dans les deux mois le Tribunal judiciaire. En effet, les tribunaux des affaires de s'curite sociale (TASS),</w:t>
+        <w:t>Il peut alors saisir dans les deux mois le Tribunal judiciaire. En effet, les tribunaux des affaires de sécurité sociale (TASS),</w:t>
       </w:r>
     </w:p>
     <w:p>
@@ -1161,7 +1161,7 @@
           <w:color w:val="000000"/>
           <w:sz w:val="22"/>
         </w:rPr>
-        <w:t>les tribunaux du contentieux de l'incapacite (TCI) et les commissions d'partementales d'aide sociale (CDAS) ont</w:t>
+        <w:t>les tribunaux du contentieux de l'incapacité (TCI) et les commissions départementales d'aide sociale (CDAS) ont</w:t>
       </w:r>
     </w:p>
     <w:p>
@@ -1171,7 +1171,7 @@
           <w:color w:val="000000"/>
           <w:sz w:val="22"/>
         </w:rPr>
-        <w:t>fusionne au 1</w:t>
+        <w:t>fusionné au 1</w:t>
       </w:r>
     </w:p>
     <w:p>
@@ -1191,7 +1191,7 @@
           <w:color w:val="000000"/>
           <w:sz w:val="22"/>
         </w:rPr>
-        <w:t>janvier 2019 et les contentieux relevent d'sormais de la competence des tribunaux judiciaires.</w:t>
+        <w:t>janvier 2019 et les contentieux relèvent désormais de la compétence des tribunaux judiciaires.</w:t>
       </w:r>
     </w:p>
     <w:p>
@@ -1201,7 +1201,7 @@
           <w:color w:val="000000"/>
           <w:sz w:val="22"/>
         </w:rPr>
-        <w:t>Le cotisant peut aussi attendre la d'cision expresse de la commission. Le d'lai de recours judiciaire ne commence alors</w:t>
+        <w:t>Le cotisant peut aussi attendre la décision expresse de la commission. Le délai de recours judiciaire ne commence alors</w:t>
       </w:r>
     </w:p>
     <w:p>
@@ -1211,10 +1211,9 @@
           <w:color w:val="000000"/>
           <w:sz w:val="22"/>
         </w:rPr>
-        <w:t>e courir qu'e compter de sa notification.</w:t>
+        <w:t>à courir qu'à compter de sa notification.</w:t>
       </w:r>
     </w:p>
-    <w:p/>
     <w:sectPr>
       <w:pgSz w:w="12240" w:h="15840"/>
       <w:pgMar w:top="1440" w:right="1800" w:bottom="1440" w:left="1800" w:header="720" w:footer="720" w:gutter="0"/>

--- a/droit social dcg/32- controle de l urssaf.docx
+++ b/droit social dcg/32- controle de l urssaf.docx
@@ -66,7 +66,7 @@
       <w:r>
         <w:rPr>
           <w:b/>
-          <w:color w:val="006100"/>
+          <w:color w:val="00703C"/>
           <w:sz w:val="24"/>
         </w:rPr>
         <w:t>OBJET DU RESCRIT SOCIAL</w:t>
@@ -76,7 +76,7 @@
       <w:r>
         <w:rPr>
           <w:b w:val="0"/>
-          <w:color w:val="006100"/>
+          <w:color w:val="00703C"/>
           <w:sz w:val="22"/>
         </w:rPr>
         <w:t>?</w:t>
@@ -86,7 +86,7 @@
       <w:r>
         <w:rPr>
           <w:b w:val="0"/>
-          <w:color w:val="006100"/>
+          <w:color w:val="00703C"/>
           <w:sz w:val="22"/>
         </w:rPr>
         <w:t>Institué par la loi du 9 décembre 2004, le rescrit social permet à un cotisant, en qualité d'employeur, de solliciter</w:t>
@@ -96,7 +96,7 @@
       <w:r>
         <w:rPr>
           <w:b w:val="0"/>
-          <w:color w:val="006100"/>
+          <w:color w:val="00703C"/>
           <w:sz w:val="22"/>
         </w:rPr>
         <w:t>l'URSSAF, afin qu'elle prenne position sur sa situation à l'égard :</w:t>
@@ -109,7 +109,7 @@
       <w:r>
         <w:rPr>
           <w:b w:val="0"/>
-          <w:color w:val="006100"/>
+          <w:color w:val="00703C"/>
           <w:sz w:val="22"/>
         </w:rPr>
         <w:t>des avantages en nature et des frais professionnels ;</w:t>
@@ -122,7 +122,7 @@
       <w:r>
         <w:rPr>
           <w:b w:val="0"/>
-          <w:color w:val="006100"/>
+          <w:color w:val="00703C"/>
           <w:sz w:val="22"/>
         </w:rPr>
         <w:t>des contributions patronales dues en matière de retraite supplémentaire et de prévoyance complémentaire ;</w:t>
@@ -135,7 +135,7 @@
       <w:r>
         <w:rPr>
           <w:b w:val="0"/>
-          <w:color w:val="006100"/>
+          <w:color w:val="00703C"/>
           <w:sz w:val="22"/>
         </w:rPr>
         <w:t>des exonérations attachées aux zones franches urbaines, aux zones de revitalisation rurale, et zone de revitalisation</w:t>
@@ -145,7 +145,7 @@
       <w:r>
         <w:rPr>
           <w:b w:val="0"/>
-          <w:color w:val="006100"/>
+          <w:color w:val="00703C"/>
           <w:sz w:val="22"/>
         </w:rPr>
         <w:t>urbaine.</w:t>
@@ -208,7 +208,7 @@
       <w:r>
         <w:rPr>
           <w:b w:val="0"/>
-          <w:color w:val="000000"/>
+          <w:color w:val="BF5700"/>
           <w:sz w:val="22"/>
         </w:rPr>
         <w:t>exhaustive de la situation de fait et des pratiques sur lesquelles la décision est demandée. Tous documents nécessaires à</w:t>
@@ -218,7 +218,7 @@
       <w:r>
         <w:rPr>
           <w:b w:val="0"/>
-          <w:color w:val="000000"/>
+          <w:color w:val="BF5700"/>
           <w:sz w:val="22"/>
         </w:rPr>
         <w:t>l'étude de la recevabilité de la demande et à l'examen du dossier doivent être joints aux prétentions de l'employeur.</w:t>
@@ -261,7 +261,7 @@
       <w:r>
         <w:rPr>
           <w:b w:val="0"/>
-          <w:color w:val="000000"/>
+          <w:color w:val="BF5700"/>
           <w:sz w:val="22"/>
         </w:rPr>
         <w:t>dossier est considéré comme complet et doit être instruit dans le délai de 3 mois à compter de la remise du dossier ou de</w:t>
@@ -368,7 +368,7 @@
       <w:r>
         <w:rPr>
           <w:b w:val="0"/>
-          <w:color w:val="000000"/>
+          <w:color w:val="BF5700"/>
           <w:sz w:val="22"/>
         </w:rPr>
         <w:t>Prévue à l'article R 243- 59 du code la sécurité sociale, à la charte du cotisant contrôle à doit être remise</w:t>
@@ -378,7 +378,7 @@
       <w:r>
         <w:rPr>
           <w:b w:val="0"/>
-          <w:color w:val="000000"/>
+          <w:color w:val="BF5700"/>
           <w:sz w:val="22"/>
         </w:rPr>
         <w:t>obligatoirement des le début du contrôle. En effet, l'avis de passage signifiant l'engagement de la procédure informe le</w:t>
@@ -485,7 +485,7 @@
       <w:r>
         <w:rPr>
           <w:b w:val="0"/>
-          <w:color w:val="000000"/>
+          <w:color w:val="00703C"/>
           <w:sz w:val="22"/>
         </w:rPr>
         <w:t>matérielle ne peut faire l'objet, de la part de l'administration, d'une sanction, s'il a régularisé sa situation de sa propre</w:t>
@@ -564,7 +564,7 @@
       <w:r>
         <w:rPr>
           <w:b w:val="0"/>
-          <w:color w:val="000000"/>
+          <w:color w:val="BF5700"/>
           <w:sz w:val="22"/>
         </w:rPr>
         <w:t>La procédure débute par un avis de contrôle délivré par lettre recommandée avec avis de réception (art. R 243-59 C. SS).</w:t>
@@ -617,7 +617,7 @@
       <w:r>
         <w:rPr>
           <w:b/>
-          <w:color w:val="2F5496"/>
+          <w:color w:val="BF5700"/>
           <w:sz w:val="24"/>
         </w:rPr>
         <w:t>LA POURSUITE DE LA PROCÉDURE</w:t>
@@ -627,7 +627,7 @@
       <w:r>
         <w:rPr>
           <w:b w:val="0"/>
-          <w:color w:val="000000"/>
+          <w:color w:val="BF5700"/>
           <w:sz w:val="22"/>
         </w:rPr>
         <w:t>?</w:t>
@@ -637,7 +637,7 @@
       <w:r>
         <w:rPr>
           <w:b w:val="0"/>
-          <w:color w:val="000000"/>
+          <w:color w:val="BF5700"/>
           <w:sz w:val="22"/>
         </w:rPr>
         <w:t>Le contrôle se poursuit par l'examen sur place des documents, sociaux, juridiques, comptables et fiscaux. Il appartient à</w:t>
@@ -647,7 +647,7 @@
       <w:r>
         <w:rPr>
           <w:b w:val="0"/>
-          <w:color w:val="000000"/>
+          <w:color w:val="BF5700"/>
           <w:sz w:val="22"/>
         </w:rPr>
         <w:t>l'employeur, tenu de recevoir l'inspecteur du recouvrement, de fournir les documents nécessaires à la réalisation des</w:t>
@@ -657,7 +657,7 @@
       <w:r>
         <w:rPr>
           <w:b w:val="0"/>
-          <w:color w:val="000000"/>
+          <w:color w:val="BF5700"/>
           <w:sz w:val="22"/>
         </w:rPr>
         <w:t>investigations au regard des éléments fournis dans l'avis. Peu importe que les documents soient détenus par le comité</w:t>
@@ -667,7 +667,7 @@
       <w:r>
         <w:rPr>
           <w:b w:val="0"/>
-          <w:color w:val="000000"/>
+          <w:color w:val="BF5700"/>
           <w:sz w:val="22"/>
         </w:rPr>
         <w:t>social et économique dans la mesure où le contrôle porte sur les rémunérations des salariés, y compris celles versées par</w:t>
@@ -677,7 +677,7 @@
       <w:r>
         <w:rPr>
           <w:b w:val="0"/>
-          <w:color w:val="000000"/>
+          <w:color w:val="BF5700"/>
           <w:sz w:val="22"/>
         </w:rPr>
         <w:t>l'intermédiaire du comité. Des lors l'avis adresse au seul cotisant est suffisant pour procéder au contrôle et justifie la</w:t>
@@ -687,7 +687,7 @@
       <w:r>
         <w:rPr>
           <w:b w:val="0"/>
-          <w:color w:val="000000"/>
+          <w:color w:val="BF5700"/>
           <w:sz w:val="22"/>
         </w:rPr>
         <w:t>production des pièces détenues par le tiers (par exemple le CSE comme personne morale).</w:t>
@@ -697,7 +697,7 @@
       <w:r>
         <w:rPr>
           <w:b w:val="0"/>
-          <w:color w:val="000000"/>
+          <w:color w:val="BF5700"/>
           <w:sz w:val="22"/>
         </w:rPr>
         <w:t>136</w:t>
@@ -707,7 +707,7 @@
       <w:r>
         <w:rPr>
           <w:b w:val="0"/>
-          <w:color w:val="000000"/>
+          <w:color w:val="BF5700"/>
           <w:sz w:val="22"/>
         </w:rPr>
         <w:t>éditions Corroy à 4 rue de Villars, 42000 Saint-etienne à 04 77 79 92 46 à infos@editions-corroy.fr</w:t>
@@ -717,7 +717,7 @@
       <w:r>
         <w:rPr>
           <w:b w:val="0"/>
-          <w:color w:val="000000"/>
+          <w:color w:val="BF5700"/>
           <w:sz w:val="22"/>
         </w:rPr>
         <w:t>COLLECTION DCG UE 3 à Droit social - Fiches de cours</w:t>
@@ -727,7 +727,7 @@
       <w:r>
         <w:rPr>
           <w:b w:val="0"/>
-          <w:color w:val="000000"/>
+          <w:color w:val="BF5700"/>
           <w:sz w:val="22"/>
         </w:rPr>
         <w:t>DCGUE3F.qxp_DCGUE3F  24/07/2025  10:26  Page 136L'inspecteur peut recourir à l'audition des personnes rémunérées par l'entreprise ce qui comprend non seulement l'em-</w:t>
@@ -737,7 +737,7 @@
       <w:r>
         <w:rPr>
           <w:b w:val="0"/>
-          <w:color w:val="000000"/>
+          <w:color w:val="BF5700"/>
           <w:sz w:val="22"/>
         </w:rPr>
         <w:t>ployeur, mais aussi les salariés qu'ils soient en activité ou non.</w:t>
@@ -747,7 +747,7 @@
       <w:r>
         <w:rPr>
           <w:b w:val="0"/>
-          <w:color w:val="000000"/>
+          <w:color w:val="BF5700"/>
           <w:sz w:val="22"/>
         </w:rPr>
         <w:t>Durant toute la procédure, l'employeur est en droit de se faire assister par le conseil de son choix.</w:t>
@@ -800,7 +800,7 @@
       <w:r>
         <w:rPr>
           <w:b w:val="0"/>
-          <w:color w:val="000000"/>
+          <w:color w:val="BF5700"/>
           <w:sz w:val="22"/>
         </w:rPr>
         <w:t>Le contrôle doit être procédé d'un avis informant le cotisant de ses droits et lui enjoignant de fournir les informations et</w:t>
@@ -810,7 +810,7 @@
       <w:r>
         <w:rPr>
           <w:b w:val="0"/>
-          <w:color w:val="000000"/>
+          <w:color w:val="BF5700"/>
           <w:sz w:val="22"/>
         </w:rPr>
         <w:t>documents nécessaires au contrôle. Il doit garantir les mêmes droits que le contrôle sur place.</w:t>
@@ -820,7 +820,7 @@
       <w:r>
         <w:rPr>
           <w:b w:val="0"/>
-          <w:color w:val="000000"/>
+          <w:color w:val="BF5700"/>
           <w:sz w:val="22"/>
         </w:rPr>
         <w:t>Enfin, il ne peut s'écouler plus de trois mois entre le début du contrôle et la lettre d'observation. Cette obligation a été</w:t>
@@ -887,7 +887,7 @@
       <w:r>
         <w:rPr>
           <w:b w:val="0"/>
-          <w:color w:val="000000"/>
+          <w:color w:val="BF5700"/>
           <w:sz w:val="22"/>
         </w:rPr>
         <w:t>bilan de la vérification effectuée. Elle peut, le cas échéant, faire état du redressement envisage qui doit être motivé. à</w:t>
@@ -897,7 +897,7 @@
       <w:r>
         <w:rPr>
           <w:b w:val="0"/>
-          <w:color w:val="000000"/>
+          <w:color w:val="BF5700"/>
           <w:sz w:val="22"/>
         </w:rPr>
         <w:t>titre de formalité substantielle, la lettre d'observation doit mentionner le délai de 30 jours accorde à l'employeur pour y</w:t>
@@ -980,7 +980,7 @@
       <w:r>
         <w:rPr>
           <w:b w:val="0"/>
-          <w:color w:val="000000"/>
+          <w:color w:val="BF5700"/>
           <w:sz w:val="22"/>
         </w:rPr>
         <w:t>hypothèse, il doit fournir toutes pièces susceptibles d'étayer son argumentation. L'agent charge du contrôle est tenu de</w:t>
@@ -1000,7 +1000,7 @@
       <w:r>
         <w:rPr>
           <w:b w:val="0"/>
-          <w:color w:val="000000"/>
+          <w:color w:val="BF5700"/>
           <w:sz w:val="22"/>
         </w:rPr>
         <w:t>à noter qu'aucune obligation de réponse ne pose sur l'employeur et son absence ne vaut pas acceptation par celui-ci des</w:t>
@@ -1068,7 +1068,7 @@
       <w:r>
         <w:rPr>
           <w:b w:val="0"/>
-          <w:color w:val="000000"/>
+          <w:color w:val="00703C"/>
           <w:sz w:val="22"/>
         </w:rPr>
         <w:t>L'URSSAF peut mettre en recouvrement les sommes faisant l'objet du redressement si elle l'estime justifie (l'absence</w:t>
@@ -1118,7 +1118,7 @@
       <w:r>
         <w:rPr>
           <w:b w:val="0"/>
-          <w:color w:val="000000"/>
+          <w:color w:val="BF5700"/>
           <w:sz w:val="22"/>
         </w:rPr>
         <w:t>doit être saisie dans le délai de deux mois à compter de la réception de la mise en demeure. La décision de la CRA doit être</w:t>
